--- a/static/images/docs/Louis_Andrada_Artwork_labels.docx
+++ b/static/images/docs/Louis_Andrada_Artwork_labels.docx
@@ -51,6 +51,8 @@
         <w:spacing w:after="0"/>
         <w:rPr>
           <w:rFonts w:ascii="AndradaMono" w:hAnsi="AndradaMono"/>
+          <w:b/>
+          <w:bCs/>
           <w:sz w:val="16"/>
           <w:szCs w:val="16"/>
         </w:rPr>
@@ -63,43 +65,69 @@
           <w:sz w:val="16"/>
           <w:szCs w:val="16"/>
         </w:rPr>
-        <w:t>Jogo da Forca, 2026</w:t>
-      </w:r>
-    </w:p>
-    <w:p>
-      <w:pPr>
-        <w:spacing w:after="0"/>
-        <w:rPr>
-          <w:rFonts w:ascii="AndradaMono" w:hAnsi="AndradaMono"/>
-          <w:sz w:val="14"/>
-          <w:szCs w:val="14"/>
-        </w:rPr>
-      </w:pPr>
-      <w:r>
-        <w:rPr>
-          <w:rFonts w:ascii="AndradaMono" w:hAnsi="AndradaMono"/>
-          <w:sz w:val="14"/>
-          <w:szCs w:val="14"/>
-        </w:rPr>
-        <w:t>Acrylic on canvas</w:t>
-      </w:r>
-    </w:p>
-    <w:p>
-      <w:pPr>
-        <w:spacing w:after="0"/>
-        <w:rPr>
-          <w:rFonts w:ascii="AndradaMono" w:hAnsi="AndradaMono"/>
-          <w:sz w:val="14"/>
-          <w:szCs w:val="14"/>
-        </w:rPr>
-      </w:pPr>
-      <w:r>
-        <w:rPr>
-          <w:rFonts w:ascii="AndradaMono" w:hAnsi="AndradaMono"/>
-          <w:sz w:val="14"/>
-          <w:szCs w:val="14"/>
-        </w:rPr>
-        <w:t>30 x 40 in</w:t>
+        <w:t>Card N.VI</w:t>
+      </w:r>
+      <w:r>
+        <w:rPr>
+          <w:rFonts w:ascii="AndradaMono" w:hAnsi="AndradaMono"/>
+          <w:b/>
+          <w:bCs/>
+          <w:sz w:val="16"/>
+          <w:szCs w:val="16"/>
+        </w:rPr>
+        <w:t>, 202</w:t>
+      </w:r>
+      <w:r>
+        <w:rPr>
+          <w:rFonts w:ascii="AndradaMono" w:hAnsi="AndradaMono"/>
+          <w:b/>
+          <w:bCs/>
+          <w:sz w:val="16"/>
+          <w:szCs w:val="16"/>
+        </w:rPr>
+        <w:t>5</w:t>
+      </w:r>
+    </w:p>
+    <w:p>
+      <w:pPr>
+        <w:spacing w:after="0"/>
+        <w:rPr>
+          <w:rFonts w:ascii="AndradaMono" w:hAnsi="AndradaMono"/>
+          <w:sz w:val="14"/>
+          <w:szCs w:val="14"/>
+        </w:rPr>
+      </w:pPr>
+      <w:r>
+        <w:rPr>
+          <w:rFonts w:ascii="AndradaMono" w:hAnsi="AndradaMono"/>
+          <w:sz w:val="14"/>
+          <w:szCs w:val="14"/>
+        </w:rPr>
+        <w:t>Mixed media</w:t>
+      </w:r>
+      <w:r>
+        <w:rPr>
+          <w:rFonts w:ascii="AndradaMono" w:hAnsi="AndradaMono"/>
+          <w:sz w:val="14"/>
+          <w:szCs w:val="14"/>
+        </w:rPr>
+        <w:t xml:space="preserve"> on cardboard</w:t>
+      </w:r>
+      <w:r>
+        <w:rPr>
+          <w:rFonts w:ascii="AndradaMono" w:hAnsi="AndradaMono"/>
+          <w:sz w:val="14"/>
+          <w:szCs w:val="14"/>
+        </w:rPr>
+        <w:br/>
+      </w:r>
+      <w:r>
+        <w:rPr>
+          <w:rFonts w:ascii="AndradaMono" w:hAnsi="AndradaMono"/>
+          <w:sz w:val="14"/>
+          <w:szCs w:val="14"/>
+        </w:rPr>
+        <w:t>36 x 24 in</w:t>
       </w:r>
     </w:p>
     <w:p>
@@ -197,7 +225,15 @@
           <w:sz w:val="14"/>
           <w:szCs w:val="14"/>
         </w:rPr>
-        <w:t>$ 2100</w:t>
+        <w:t xml:space="preserve">$ </w:t>
+      </w:r>
+      <w:r>
+        <w:rPr>
+          <w:rFonts w:ascii="AndradaMono" w:hAnsi="AndradaMono"/>
+          <w:sz w:val="14"/>
+          <w:szCs w:val="14"/>
+        </w:rPr>
+        <w:t>1512</w:t>
       </w:r>
     </w:p>
     <w:p>
@@ -270,13 +306,6 @@
           <w:szCs w:val="12"/>
         </w:rPr>
         <w:tab/>
-      </w:r>
-      <w:r>
-        <w:rPr>
-          <w:rFonts w:ascii="AndradaMono" w:hAnsi="AndradaMono"/>
-          <w:sz w:val="12"/>
-          <w:szCs w:val="12"/>
-        </w:rPr>
         <w:t xml:space="preserve">             </w:t>
       </w:r>
       <w:r>
@@ -368,7 +397,7 @@
           <w:sz w:val="16"/>
           <w:szCs w:val="16"/>
         </w:rPr>
-        <w:t>One last dance, 2026</w:t>
+        <w:t>Subject N.5</w:t>
       </w:r>
       <w:r>
         <w:rPr>
@@ -378,67 +407,59 @@
           <w:sz w:val="16"/>
           <w:szCs w:val="16"/>
         </w:rPr>
+        <w:t xml:space="preserve">, 2026 </w:t>
+      </w:r>
+    </w:p>
+    <w:p>
+      <w:pPr>
+        <w:spacing w:after="0"/>
+        <w:rPr>
+          <w:rFonts w:ascii="AndradaMono" w:hAnsi="AndradaMono"/>
+          <w:sz w:val="14"/>
+          <w:szCs w:val="14"/>
+        </w:rPr>
+      </w:pPr>
+      <w:r>
+        <w:rPr>
+          <w:rFonts w:ascii="AndradaMono" w:hAnsi="AndradaMono"/>
+          <w:sz w:val="14"/>
+          <w:szCs w:val="14"/>
+        </w:rPr>
+        <w:t>Acrylic on canvas</w:t>
+      </w:r>
+    </w:p>
+    <w:p>
+      <w:pPr>
+        <w:spacing w:after="0"/>
+        <w:rPr>
+          <w:rFonts w:ascii="AndradaMono" w:hAnsi="AndradaMono"/>
+          <w:sz w:val="14"/>
+          <w:szCs w:val="14"/>
+        </w:rPr>
+      </w:pPr>
+      <w:r>
+        <w:rPr>
+          <w:rFonts w:ascii="AndradaMono" w:hAnsi="AndradaMono"/>
+          <w:sz w:val="14"/>
+          <w:szCs w:val="14"/>
+        </w:rPr>
+        <w:t>71 x 43</w:t>
+      </w:r>
+      <w:r>
+        <w:rPr>
+          <w:rFonts w:ascii="AndradaMono" w:hAnsi="AndradaMono"/>
+          <w:sz w:val="14"/>
+          <w:szCs w:val="14"/>
+        </w:rPr>
         <w:t xml:space="preserve"> </w:t>
       </w:r>
-    </w:p>
-    <w:p>
-      <w:pPr>
-        <w:spacing w:after="0"/>
-        <w:rPr>
-          <w:rFonts w:ascii="AndradaMono" w:hAnsi="AndradaMono"/>
-          <w:sz w:val="14"/>
-          <w:szCs w:val="14"/>
-        </w:rPr>
-      </w:pPr>
-      <w:r>
-        <w:rPr>
-          <w:rFonts w:ascii="AndradaMono" w:hAnsi="AndradaMono"/>
-          <w:sz w:val="14"/>
-          <w:szCs w:val="14"/>
-        </w:rPr>
-        <w:t>Acrylic on canvas</w:t>
-      </w:r>
-    </w:p>
-    <w:p>
-      <w:pPr>
-        <w:spacing w:after="0"/>
-        <w:rPr>
-          <w:rFonts w:ascii="AndradaMono" w:hAnsi="AndradaMono"/>
-          <w:sz w:val="14"/>
-          <w:szCs w:val="14"/>
-        </w:rPr>
-      </w:pPr>
-      <w:r>
-        <w:rPr>
-          <w:rFonts w:ascii="AndradaMono" w:hAnsi="AndradaMono"/>
-          <w:sz w:val="14"/>
-          <w:szCs w:val="14"/>
-        </w:rPr>
-        <w:t>4</w:t>
-      </w:r>
-      <w:r>
-        <w:rPr>
-          <w:rFonts w:ascii="AndradaMono" w:hAnsi="AndradaMono"/>
-          <w:sz w:val="14"/>
-          <w:szCs w:val="14"/>
-        </w:rPr>
-        <w:t xml:space="preserve">0 x </w:t>
-      </w:r>
-      <w:r>
-        <w:rPr>
-          <w:rFonts w:ascii="AndradaMono" w:hAnsi="AndradaMono"/>
-          <w:sz w:val="14"/>
-          <w:szCs w:val="14"/>
-        </w:rPr>
-        <w:t>3</w:t>
-      </w:r>
-      <w:r>
-        <w:rPr>
-          <w:rFonts w:ascii="AndradaMono" w:hAnsi="AndradaMono"/>
-          <w:sz w:val="14"/>
-          <w:szCs w:val="14"/>
-        </w:rPr>
-        <w:t>0 in</w:t>
+      <w:r>
+        <w:rPr>
+          <w:rFonts w:ascii="AndradaMono" w:hAnsi="AndradaMono"/>
+          <w:sz w:val="14"/>
+          <w:szCs w:val="14"/>
+        </w:rPr>
+        <w:t>in</w:t>
       </w:r>
     </w:p>
     <w:p>
@@ -536,7 +557,15 @@
           <w:sz w:val="14"/>
           <w:szCs w:val="14"/>
         </w:rPr>
-        <w:t>$ 2100</w:t>
+        <w:t xml:space="preserve">$ </w:t>
+      </w:r>
+      <w:r>
+        <w:rPr>
+          <w:rFonts w:ascii="AndradaMono" w:hAnsi="AndradaMono"/>
+          <w:sz w:val="14"/>
+          <w:szCs w:val="14"/>
+        </w:rPr>
+        <w:t>5342.75</w:t>
       </w:r>
     </w:p>
     <w:p>
@@ -640,14 +669,6 @@
       <w:r>
         <w:rPr>
           <w:rFonts w:ascii="AndradaMono" w:hAnsi="AndradaMono"/>
-          <w:sz w:val="12"/>
-          <w:szCs w:val="12"/>
-        </w:rPr>
-        <w:br w:type="page"/>
-      </w:r>
-      <w:r>
-        <w:rPr>
-          <w:rFonts w:ascii="AndradaMono" w:hAnsi="AndradaMono"/>
           <w:b/>
           <w:bCs/>
           <w:sz w:val="18"/>
@@ -700,6 +721,325 @@
           <w:sz w:val="16"/>
           <w:szCs w:val="16"/>
         </w:rPr>
+        <w:t>Despair</w:t>
+      </w:r>
+      <w:r>
+        <w:rPr>
+          <w:rFonts w:ascii="AndradaMono" w:hAnsi="AndradaMono"/>
+          <w:b/>
+          <w:bCs/>
+          <w:sz w:val="16"/>
+          <w:szCs w:val="16"/>
+        </w:rPr>
+        <w:t xml:space="preserve">, 2026 </w:t>
+      </w:r>
+    </w:p>
+    <w:p>
+      <w:pPr>
+        <w:spacing w:after="0"/>
+        <w:rPr>
+          <w:rFonts w:ascii="AndradaMono" w:hAnsi="AndradaMono"/>
+          <w:sz w:val="14"/>
+          <w:szCs w:val="14"/>
+        </w:rPr>
+      </w:pPr>
+      <w:r>
+        <w:rPr>
+          <w:rFonts w:ascii="AndradaMono" w:hAnsi="AndradaMono"/>
+          <w:sz w:val="14"/>
+          <w:szCs w:val="14"/>
+        </w:rPr>
+        <w:t>Acrylic on canvas</w:t>
+      </w:r>
+    </w:p>
+    <w:p>
+      <w:pPr>
+        <w:spacing w:after="0"/>
+        <w:rPr>
+          <w:rFonts w:ascii="AndradaMono" w:hAnsi="AndradaMono"/>
+          <w:sz w:val="14"/>
+          <w:szCs w:val="14"/>
+        </w:rPr>
+      </w:pPr>
+      <w:r>
+        <w:rPr>
+          <w:rFonts w:ascii="AndradaMono" w:hAnsi="AndradaMono"/>
+          <w:sz w:val="14"/>
+          <w:szCs w:val="14"/>
+        </w:rPr>
+        <w:t>71 x 43</w:t>
+      </w:r>
+      <w:r>
+        <w:rPr>
+          <w:rFonts w:ascii="AndradaMono" w:hAnsi="AndradaMono"/>
+          <w:sz w:val="14"/>
+          <w:szCs w:val="14"/>
+        </w:rPr>
+        <w:t xml:space="preserve"> </w:t>
+      </w:r>
+      <w:r>
+        <w:rPr>
+          <w:rFonts w:ascii="AndradaMono" w:hAnsi="AndradaMono"/>
+          <w:sz w:val="14"/>
+          <w:szCs w:val="14"/>
+        </w:rPr>
+        <w:t>in</w:t>
+      </w:r>
+    </w:p>
+    <w:p>
+      <w:pPr>
+        <w:spacing w:after="0"/>
+        <w:rPr>
+          <w:rFonts w:ascii="AndradaMono" w:hAnsi="AndradaMono"/>
+          <w:sz w:val="14"/>
+          <w:szCs w:val="14"/>
+        </w:rPr>
+      </w:pPr>
+      <w:r>
+        <w:rPr>
+          <w:rFonts w:ascii="AndradaMono" w:hAnsi="AndradaMono"/>
+          <w:noProof/>
+          <w:sz w:val="14"/>
+          <w:szCs w:val="14"/>
+        </w:rPr>
+        <w:drawing>
+          <wp:anchor distT="0" distB="0" distL="114300" distR="114300" simplePos="0" relativeHeight="251664384" behindDoc="0" locked="0" layoutInCell="1" allowOverlap="1" wp14:anchorId="71A7C0B0" wp14:editId="4B981E44">
+            <wp:simplePos x="0" y="0"/>
+            <wp:positionH relativeFrom="margin">
+              <wp:posOffset>2689896</wp:posOffset>
+            </wp:positionH>
+            <wp:positionV relativeFrom="paragraph">
+              <wp:posOffset>33967</wp:posOffset>
+            </wp:positionV>
+            <wp:extent cx="441449" cy="441449"/>
+            <wp:effectExtent l="0" t="0" r="0" b="0"/>
+            <wp:wrapNone/>
+            <wp:docPr id="1928482529" name="Picture 3"/>
+            <wp:cNvGraphicFramePr>
+              <a:graphicFrameLocks xmlns:a="http://schemas.openxmlformats.org/drawingml/2006/main" noChangeAspect="1"/>
+            </wp:cNvGraphicFramePr>
+            <a:graphic xmlns:a="http://schemas.openxmlformats.org/drawingml/2006/main">
+              <a:graphicData uri="http://schemas.openxmlformats.org/drawingml/2006/picture">
+                <pic:pic xmlns:pic="http://schemas.openxmlformats.org/drawingml/2006/picture">
+                  <pic:nvPicPr>
+                    <pic:cNvPr id="0" name="Picture 3"/>
+                    <pic:cNvPicPr>
+                      <a:picLocks noChangeAspect="1" noChangeArrowheads="1"/>
+                    </pic:cNvPicPr>
+                  </pic:nvPicPr>
+                  <pic:blipFill>
+                    <a:blip r:embed="rId5" cstate="print">
+                      <a:extLst>
+                        <a:ext uri="{28A0092B-C50C-407E-A947-70E740481C1C}">
+                          <a14:useLocalDpi xmlns:a14="http://schemas.microsoft.com/office/drawing/2010/main" val="0"/>
+                        </a:ext>
+                      </a:extLst>
+                    </a:blip>
+                    <a:srcRect/>
+                    <a:stretch>
+                      <a:fillRect/>
+                    </a:stretch>
+                  </pic:blipFill>
+                  <pic:spPr bwMode="auto">
+                    <a:xfrm>
+                      <a:off x="0" y="0"/>
+                      <a:ext cx="442261" cy="442261"/>
+                    </a:xfrm>
+                    <a:prstGeom prst="rect">
+                      <a:avLst/>
+                    </a:prstGeom>
+                    <a:noFill/>
+                    <a:ln>
+                      <a:noFill/>
+                    </a:ln>
+                  </pic:spPr>
+                </pic:pic>
+              </a:graphicData>
+            </a:graphic>
+            <wp14:sizeRelH relativeFrom="margin">
+              <wp14:pctWidth>0</wp14:pctWidth>
+            </wp14:sizeRelH>
+            <wp14:sizeRelV relativeFrom="margin">
+              <wp14:pctHeight>0</wp14:pctHeight>
+            </wp14:sizeRelV>
+          </wp:anchor>
+        </w:drawing>
+      </w:r>
+    </w:p>
+    <w:p>
+      <w:pPr>
+        <w:spacing w:after="0"/>
+        <w:rPr>
+          <w:rFonts w:ascii="AndradaMono" w:hAnsi="AndradaMono"/>
+          <w:sz w:val="14"/>
+          <w:szCs w:val="14"/>
+        </w:rPr>
+      </w:pPr>
+      <w:r>
+        <w:rPr>
+          <w:rFonts w:ascii="AndradaMono" w:hAnsi="AndradaMono"/>
+          <w:sz w:val="14"/>
+          <w:szCs w:val="14"/>
+        </w:rPr>
+        <w:t xml:space="preserve">$ </w:t>
+      </w:r>
+      <w:r>
+        <w:rPr>
+          <w:rFonts w:ascii="AndradaMono" w:hAnsi="AndradaMono"/>
+          <w:sz w:val="14"/>
+          <w:szCs w:val="14"/>
+        </w:rPr>
+        <w:t>5342.75</w:t>
+      </w:r>
+    </w:p>
+    <w:p>
+      <w:pPr>
+        <w:spacing w:after="0"/>
+        <w:rPr>
+          <w:rFonts w:ascii="AndradaMono" w:hAnsi="AndradaMono"/>
+          <w:sz w:val="14"/>
+          <w:szCs w:val="14"/>
+        </w:rPr>
+      </w:pPr>
+    </w:p>
+    <w:p>
+      <w:pPr>
+        <w:spacing w:after="0"/>
+        <w:rPr>
+          <w:rFonts w:ascii="AndradaMono" w:hAnsi="AndradaMono"/>
+          <w:sz w:val="12"/>
+          <w:szCs w:val="12"/>
+        </w:rPr>
+      </w:pPr>
+    </w:p>
+    <w:p>
+      <w:pPr>
+        <w:spacing w:after="0"/>
+        <w:rPr>
+          <w:rFonts w:ascii="AndradaMono" w:hAnsi="AndradaMono"/>
+          <w:sz w:val="12"/>
+          <w:szCs w:val="12"/>
+        </w:rPr>
+      </w:pPr>
+    </w:p>
+    <w:p>
+      <w:pPr>
+        <w:spacing w:after="0"/>
+        <w:rPr>
+          <w:rFonts w:ascii="AndradaMono" w:hAnsi="AndradaMono"/>
+          <w:sz w:val="12"/>
+          <w:szCs w:val="12"/>
+        </w:rPr>
+      </w:pPr>
+      <w:r>
+        <w:rPr>
+          <w:rFonts w:ascii="AndradaMono" w:hAnsi="AndradaMono"/>
+          <w:sz w:val="12"/>
+          <w:szCs w:val="12"/>
+        </w:rPr>
+        <w:t>www.louisandrada.com</w:t>
+      </w:r>
+      <w:r>
+        <w:rPr>
+          <w:rFonts w:ascii="AndradaMono" w:hAnsi="AndradaMono"/>
+          <w:sz w:val="12"/>
+          <w:szCs w:val="12"/>
+        </w:rPr>
+        <w:tab/>
+      </w:r>
+      <w:r>
+        <w:rPr>
+          <w:rFonts w:ascii="AndradaMono" w:hAnsi="AndradaMono"/>
+          <w:sz w:val="12"/>
+          <w:szCs w:val="12"/>
+        </w:rPr>
+        <w:tab/>
+      </w:r>
+      <w:r>
+        <w:rPr>
+          <w:rFonts w:ascii="AndradaMono" w:hAnsi="AndradaMono"/>
+          <w:sz w:val="12"/>
+          <w:szCs w:val="12"/>
+        </w:rPr>
+        <w:tab/>
+        <w:t xml:space="preserve">             </w:t>
+      </w:r>
+      <w:r>
+        <w:rPr>
+          <w:rFonts w:ascii="AndradaMono" w:hAnsi="AndradaMono"/>
+          <w:sz w:val="12"/>
+          <w:szCs w:val="12"/>
+        </w:rPr>
+        <w:t xml:space="preserve">  </w:t>
+      </w:r>
+      <w:r>
+        <w:rPr>
+          <w:rFonts w:ascii="AndradaMono" w:hAnsi="AndradaMono"/>
+          <w:sz w:val="12"/>
+          <w:szCs w:val="12"/>
+        </w:rPr>
+        <w:t>@louisandrada</w:t>
+      </w:r>
+    </w:p>
+    <w:p>
+      <w:pPr>
+        <w:rPr>
+          <w:rFonts w:ascii="AndradaMono" w:hAnsi="AndradaMono"/>
+          <w:sz w:val="12"/>
+          <w:szCs w:val="12"/>
+        </w:rPr>
+      </w:pPr>
+      <w:r>
+        <w:rPr>
+          <w:rFonts w:ascii="AndradaMono" w:hAnsi="AndradaMono"/>
+          <w:sz w:val="12"/>
+          <w:szCs w:val="12"/>
+        </w:rPr>
+        <w:br w:type="page"/>
+      </w:r>
+      <w:r>
+        <w:rPr>
+          <w:rFonts w:ascii="AndradaMono" w:hAnsi="AndradaMono"/>
+          <w:b/>
+          <w:bCs/>
+          <w:sz w:val="18"/>
+          <w:szCs w:val="18"/>
+        </w:rPr>
+        <w:lastRenderedPageBreak/>
+        <w:t>Louis Andrada (b. 2002)</w:t>
+      </w:r>
+    </w:p>
+    <w:p>
+      <w:pPr>
+        <w:spacing w:after="0"/>
+        <w:rPr>
+          <w:rFonts w:ascii="AndradaMono" w:hAnsi="AndradaMono"/>
+          <w:b/>
+          <w:bCs/>
+          <w:sz w:val="14"/>
+          <w:szCs w:val="14"/>
+        </w:rPr>
+      </w:pPr>
+    </w:p>
+    <w:p>
+      <w:pPr>
+        <w:spacing w:after="0"/>
+        <w:rPr>
+          <w:rFonts w:ascii="AndradaMono" w:hAnsi="AndradaMono"/>
+          <w:b/>
+          <w:bCs/>
+          <w:sz w:val="16"/>
+          <w:szCs w:val="16"/>
+        </w:rPr>
+      </w:pPr>
+      <w:r>
+        <w:rPr>
+          <w:rFonts w:ascii="AndradaMono" w:hAnsi="AndradaMono"/>
+          <w:b/>
+          <w:bCs/>
+          <w:sz w:val="16"/>
+          <w:szCs w:val="16"/>
+        </w:rPr>
         <w:t>A Man Mourning Its Lack of Purpose, 2026</w:t>
       </w:r>
     </w:p>
@@ -737,6 +1077,974 @@
           <w:szCs w:val="14"/>
         </w:rPr>
         <w:t>39 x 26 in</w:t>
+      </w:r>
+    </w:p>
+    <w:p>
+      <w:pPr>
+        <w:spacing w:after="0"/>
+        <w:rPr>
+          <w:rFonts w:ascii="AndradaMono" w:hAnsi="AndradaMono"/>
+          <w:sz w:val="14"/>
+          <w:szCs w:val="14"/>
+        </w:rPr>
+      </w:pPr>
+      <w:r>
+        <w:rPr>
+          <w:rFonts w:ascii="AndradaMono" w:hAnsi="AndradaMono"/>
+          <w:noProof/>
+          <w:sz w:val="14"/>
+          <w:szCs w:val="14"/>
+        </w:rPr>
+        <w:drawing>
+          <wp:anchor distT="0" distB="0" distL="114300" distR="114300" simplePos="0" relativeHeight="251678720" behindDoc="0" locked="0" layoutInCell="1" allowOverlap="1" wp14:anchorId="590BE04F" wp14:editId="37A91A21">
+            <wp:simplePos x="0" y="0"/>
+            <wp:positionH relativeFrom="margin">
+              <wp:posOffset>2685563</wp:posOffset>
+            </wp:positionH>
+            <wp:positionV relativeFrom="paragraph">
+              <wp:posOffset>29634</wp:posOffset>
+            </wp:positionV>
+            <wp:extent cx="445782" cy="445782"/>
+            <wp:effectExtent l="0" t="0" r="0" b="0"/>
+            <wp:wrapNone/>
+            <wp:docPr id="1164543355" name="Picture 3"/>
+            <wp:cNvGraphicFramePr>
+              <a:graphicFrameLocks xmlns:a="http://schemas.openxmlformats.org/drawingml/2006/main" noChangeAspect="1"/>
+            </wp:cNvGraphicFramePr>
+            <a:graphic xmlns:a="http://schemas.openxmlformats.org/drawingml/2006/main">
+              <a:graphicData uri="http://schemas.openxmlformats.org/drawingml/2006/picture">
+                <pic:pic xmlns:pic="http://schemas.openxmlformats.org/drawingml/2006/picture">
+                  <pic:nvPicPr>
+                    <pic:cNvPr id="0" name="Picture 3"/>
+                    <pic:cNvPicPr>
+                      <a:picLocks noChangeAspect="1" noChangeArrowheads="1"/>
+                    </pic:cNvPicPr>
+                  </pic:nvPicPr>
+                  <pic:blipFill>
+                    <a:blip r:embed="rId4" cstate="print">
+                      <a:extLst>
+                        <a:ext uri="{28A0092B-C50C-407E-A947-70E740481C1C}">
+                          <a14:useLocalDpi xmlns:a14="http://schemas.microsoft.com/office/drawing/2010/main" val="0"/>
+                        </a:ext>
+                      </a:extLst>
+                    </a:blip>
+                    <a:srcRect/>
+                    <a:stretch>
+                      <a:fillRect/>
+                    </a:stretch>
+                  </pic:blipFill>
+                  <pic:spPr bwMode="auto">
+                    <a:xfrm>
+                      <a:off x="0" y="0"/>
+                      <a:ext cx="448733" cy="448733"/>
+                    </a:xfrm>
+                    <a:prstGeom prst="rect">
+                      <a:avLst/>
+                    </a:prstGeom>
+                    <a:noFill/>
+                    <a:ln>
+                      <a:noFill/>
+                    </a:ln>
+                  </pic:spPr>
+                </pic:pic>
+              </a:graphicData>
+            </a:graphic>
+            <wp14:sizeRelH relativeFrom="margin">
+              <wp14:pctWidth>0</wp14:pctWidth>
+            </wp14:sizeRelH>
+            <wp14:sizeRelV relativeFrom="margin">
+              <wp14:pctHeight>0</wp14:pctHeight>
+            </wp14:sizeRelV>
+          </wp:anchor>
+        </w:drawing>
+      </w:r>
+    </w:p>
+    <w:p>
+      <w:pPr>
+        <w:spacing w:after="0"/>
+        <w:rPr>
+          <w:rFonts w:ascii="AndradaMono" w:hAnsi="AndradaMono"/>
+          <w:sz w:val="14"/>
+          <w:szCs w:val="14"/>
+        </w:rPr>
+      </w:pPr>
+      <w:r>
+        <w:rPr>
+          <w:rFonts w:ascii="AndradaMono" w:hAnsi="AndradaMono"/>
+          <w:sz w:val="14"/>
+          <w:szCs w:val="14"/>
+        </w:rPr>
+        <w:t xml:space="preserve">$ </w:t>
+      </w:r>
+      <w:r>
+        <w:rPr>
+          <w:rFonts w:ascii="AndradaMono" w:hAnsi="AndradaMono"/>
+          <w:sz w:val="14"/>
+          <w:szCs w:val="14"/>
+        </w:rPr>
+        <w:t>1774.5</w:t>
+      </w:r>
+    </w:p>
+    <w:p>
+      <w:pPr>
+        <w:spacing w:after="0"/>
+        <w:rPr>
+          <w:rFonts w:ascii="AndradaMono" w:hAnsi="AndradaMono"/>
+          <w:sz w:val="14"/>
+          <w:szCs w:val="14"/>
+        </w:rPr>
+      </w:pPr>
+    </w:p>
+    <w:p>
+      <w:pPr>
+        <w:spacing w:after="0"/>
+        <w:rPr>
+          <w:rFonts w:ascii="AndradaMono" w:hAnsi="AndradaMono"/>
+          <w:sz w:val="12"/>
+          <w:szCs w:val="12"/>
+        </w:rPr>
+      </w:pPr>
+    </w:p>
+    <w:p>
+      <w:pPr>
+        <w:spacing w:after="0"/>
+        <w:rPr>
+          <w:rFonts w:ascii="AndradaMono" w:hAnsi="AndradaMono"/>
+          <w:sz w:val="12"/>
+          <w:szCs w:val="12"/>
+        </w:rPr>
+      </w:pPr>
+    </w:p>
+    <w:p>
+      <w:pPr>
+        <w:spacing w:after="0"/>
+        <w:rPr>
+          <w:rFonts w:ascii="AndradaMono" w:hAnsi="AndradaMono"/>
+          <w:sz w:val="12"/>
+          <w:szCs w:val="12"/>
+        </w:rPr>
+      </w:pPr>
+      <w:r>
+        <w:rPr>
+          <w:rFonts w:ascii="AndradaMono" w:hAnsi="AndradaMono"/>
+          <w:sz w:val="12"/>
+          <w:szCs w:val="12"/>
+        </w:rPr>
+        <w:t>www.louisandrada.com</w:t>
+      </w:r>
+      <w:r>
+        <w:rPr>
+          <w:rFonts w:ascii="AndradaMono" w:hAnsi="AndradaMono"/>
+          <w:sz w:val="12"/>
+          <w:szCs w:val="12"/>
+        </w:rPr>
+        <w:tab/>
+      </w:r>
+      <w:r>
+        <w:rPr>
+          <w:rFonts w:ascii="AndradaMono" w:hAnsi="AndradaMono"/>
+          <w:sz w:val="12"/>
+          <w:szCs w:val="12"/>
+        </w:rPr>
+        <w:tab/>
+      </w:r>
+      <w:r>
+        <w:rPr>
+          <w:rFonts w:ascii="AndradaMono" w:hAnsi="AndradaMono"/>
+          <w:sz w:val="12"/>
+          <w:szCs w:val="12"/>
+        </w:rPr>
+        <w:tab/>
+        <w:t xml:space="preserve">             </w:t>
+      </w:r>
+      <w:r>
+        <w:rPr>
+          <w:rFonts w:ascii="AndradaMono" w:hAnsi="AndradaMono"/>
+          <w:sz w:val="12"/>
+          <w:szCs w:val="12"/>
+        </w:rPr>
+        <w:t xml:space="preserve">  </w:t>
+      </w:r>
+      <w:r>
+        <w:rPr>
+          <w:rFonts w:ascii="AndradaMono" w:hAnsi="AndradaMono"/>
+          <w:sz w:val="12"/>
+          <w:szCs w:val="12"/>
+        </w:rPr>
+        <w:t>@louisandrada</w:t>
+      </w:r>
+    </w:p>
+    <w:p>
+      <w:pPr>
+        <w:spacing w:after="0"/>
+        <w:rPr>
+          <w:rFonts w:ascii="AndradaMono" w:hAnsi="AndradaMono"/>
+          <w:sz w:val="18"/>
+          <w:szCs w:val="18"/>
+        </w:rPr>
+      </w:pPr>
+      <w:r>
+        <w:rPr>
+          <w:rFonts w:ascii="AndradaMono" w:hAnsi="AndradaMono"/>
+          <w:b/>
+          <w:bCs/>
+          <w:sz w:val="18"/>
+          <w:szCs w:val="18"/>
+        </w:rPr>
+        <w:lastRenderedPageBreak/>
+        <w:t>Louis Andrada (b. 2002)</w:t>
+      </w:r>
+    </w:p>
+    <w:p>
+      <w:pPr>
+        <w:spacing w:after="0"/>
+        <w:rPr>
+          <w:rFonts w:ascii="AndradaMono" w:hAnsi="AndradaMono"/>
+          <w:b/>
+          <w:bCs/>
+          <w:sz w:val="14"/>
+          <w:szCs w:val="14"/>
+        </w:rPr>
+      </w:pPr>
+    </w:p>
+    <w:p>
+      <w:pPr>
+        <w:spacing w:after="0"/>
+        <w:rPr>
+          <w:rFonts w:ascii="AndradaMono" w:hAnsi="AndradaMono"/>
+          <w:b/>
+          <w:bCs/>
+          <w:sz w:val="14"/>
+          <w:szCs w:val="14"/>
+        </w:rPr>
+      </w:pPr>
+    </w:p>
+    <w:p>
+      <w:pPr>
+        <w:spacing w:after="0"/>
+        <w:rPr>
+          <w:rFonts w:ascii="AndradaMono" w:hAnsi="AndradaMono"/>
+          <w:b/>
+          <w:bCs/>
+          <w:sz w:val="16"/>
+          <w:szCs w:val="16"/>
+        </w:rPr>
+      </w:pPr>
+      <w:r>
+        <w:rPr>
+          <w:rFonts w:ascii="AndradaMono" w:hAnsi="AndradaMono"/>
+          <w:b/>
+          <w:bCs/>
+          <w:sz w:val="16"/>
+          <w:szCs w:val="16"/>
+        </w:rPr>
+        <w:t>Man Collapsed by the Weight of His Memories</w:t>
+      </w:r>
+      <w:r>
+        <w:rPr>
+          <w:rFonts w:ascii="AndradaMono" w:hAnsi="AndradaMono"/>
+          <w:b/>
+          <w:bCs/>
+          <w:sz w:val="16"/>
+          <w:szCs w:val="16"/>
+        </w:rPr>
+        <w:t xml:space="preserve">, 2026 </w:t>
+      </w:r>
+    </w:p>
+    <w:p>
+      <w:pPr>
+        <w:spacing w:after="0"/>
+        <w:rPr>
+          <w:rFonts w:ascii="AndradaMono" w:hAnsi="AndradaMono"/>
+          <w:sz w:val="14"/>
+          <w:szCs w:val="14"/>
+        </w:rPr>
+      </w:pPr>
+      <w:r>
+        <w:rPr>
+          <w:rFonts w:ascii="AndradaMono" w:hAnsi="AndradaMono"/>
+          <w:sz w:val="14"/>
+          <w:szCs w:val="14"/>
+        </w:rPr>
+        <w:t>Acrylic on canvas</w:t>
+      </w:r>
+    </w:p>
+    <w:p>
+      <w:pPr>
+        <w:spacing w:after="0"/>
+        <w:rPr>
+          <w:rFonts w:ascii="AndradaMono" w:hAnsi="AndradaMono"/>
+          <w:sz w:val="14"/>
+          <w:szCs w:val="14"/>
+        </w:rPr>
+      </w:pPr>
+      <w:r>
+        <w:rPr>
+          <w:rFonts w:ascii="AndradaMono" w:hAnsi="AndradaMono"/>
+          <w:sz w:val="14"/>
+          <w:szCs w:val="14"/>
+        </w:rPr>
+        <w:t>17 x 13</w:t>
+      </w:r>
+      <w:r>
+        <w:rPr>
+          <w:rFonts w:ascii="AndradaMono" w:hAnsi="AndradaMono"/>
+          <w:sz w:val="14"/>
+          <w:szCs w:val="14"/>
+        </w:rPr>
+        <w:t xml:space="preserve"> </w:t>
+      </w:r>
+      <w:r>
+        <w:rPr>
+          <w:rFonts w:ascii="AndradaMono" w:hAnsi="AndradaMono"/>
+          <w:sz w:val="14"/>
+          <w:szCs w:val="14"/>
+        </w:rPr>
+        <w:t>in</w:t>
+      </w:r>
+    </w:p>
+    <w:p>
+      <w:pPr>
+        <w:spacing w:after="0"/>
+        <w:rPr>
+          <w:rFonts w:ascii="AndradaMono" w:hAnsi="AndradaMono"/>
+          <w:sz w:val="14"/>
+          <w:szCs w:val="14"/>
+        </w:rPr>
+      </w:pPr>
+      <w:r>
+        <w:rPr>
+          <w:rFonts w:ascii="AndradaMono" w:hAnsi="AndradaMono"/>
+          <w:noProof/>
+          <w:sz w:val="14"/>
+          <w:szCs w:val="14"/>
+        </w:rPr>
+        <w:drawing>
+          <wp:anchor distT="0" distB="0" distL="114300" distR="114300" simplePos="0" relativeHeight="251666432" behindDoc="0" locked="0" layoutInCell="1" allowOverlap="1" wp14:anchorId="49A8A982" wp14:editId="667BB57E">
+            <wp:simplePos x="0" y="0"/>
+            <wp:positionH relativeFrom="margin">
+              <wp:posOffset>2689896</wp:posOffset>
+            </wp:positionH>
+            <wp:positionV relativeFrom="paragraph">
+              <wp:posOffset>33967</wp:posOffset>
+            </wp:positionV>
+            <wp:extent cx="441449" cy="441449"/>
+            <wp:effectExtent l="0" t="0" r="0" b="0"/>
+            <wp:wrapNone/>
+            <wp:docPr id="2133045171" name="Picture 3"/>
+            <wp:cNvGraphicFramePr>
+              <a:graphicFrameLocks xmlns:a="http://schemas.openxmlformats.org/drawingml/2006/main" noChangeAspect="1"/>
+            </wp:cNvGraphicFramePr>
+            <a:graphic xmlns:a="http://schemas.openxmlformats.org/drawingml/2006/main">
+              <a:graphicData uri="http://schemas.openxmlformats.org/drawingml/2006/picture">
+                <pic:pic xmlns:pic="http://schemas.openxmlformats.org/drawingml/2006/picture">
+                  <pic:nvPicPr>
+                    <pic:cNvPr id="0" name="Picture 3"/>
+                    <pic:cNvPicPr>
+                      <a:picLocks noChangeAspect="1" noChangeArrowheads="1"/>
+                    </pic:cNvPicPr>
+                  </pic:nvPicPr>
+                  <pic:blipFill>
+                    <a:blip r:embed="rId5" cstate="print">
+                      <a:extLst>
+                        <a:ext uri="{28A0092B-C50C-407E-A947-70E740481C1C}">
+                          <a14:useLocalDpi xmlns:a14="http://schemas.microsoft.com/office/drawing/2010/main" val="0"/>
+                        </a:ext>
+                      </a:extLst>
+                    </a:blip>
+                    <a:srcRect/>
+                    <a:stretch>
+                      <a:fillRect/>
+                    </a:stretch>
+                  </pic:blipFill>
+                  <pic:spPr bwMode="auto">
+                    <a:xfrm>
+                      <a:off x="0" y="0"/>
+                      <a:ext cx="442261" cy="442261"/>
+                    </a:xfrm>
+                    <a:prstGeom prst="rect">
+                      <a:avLst/>
+                    </a:prstGeom>
+                    <a:noFill/>
+                    <a:ln>
+                      <a:noFill/>
+                    </a:ln>
+                  </pic:spPr>
+                </pic:pic>
+              </a:graphicData>
+            </a:graphic>
+            <wp14:sizeRelH relativeFrom="margin">
+              <wp14:pctWidth>0</wp14:pctWidth>
+            </wp14:sizeRelH>
+            <wp14:sizeRelV relativeFrom="margin">
+              <wp14:pctHeight>0</wp14:pctHeight>
+            </wp14:sizeRelV>
+          </wp:anchor>
+        </w:drawing>
+      </w:r>
+    </w:p>
+    <w:p>
+      <w:pPr>
+        <w:spacing w:after="0"/>
+        <w:rPr>
+          <w:rFonts w:ascii="AndradaMono" w:hAnsi="AndradaMono"/>
+          <w:sz w:val="14"/>
+          <w:szCs w:val="14"/>
+        </w:rPr>
+      </w:pPr>
+      <w:r>
+        <w:rPr>
+          <w:rFonts w:ascii="AndradaMono" w:hAnsi="AndradaMono"/>
+          <w:sz w:val="14"/>
+          <w:szCs w:val="14"/>
+        </w:rPr>
+        <w:t>$ 386.75</w:t>
+      </w:r>
+      <w:r>
+        <w:rPr>
+          <w:rFonts w:ascii="AndradaMono" w:hAnsi="AndradaMono"/>
+          <w:sz w:val="14"/>
+          <w:szCs w:val="14"/>
+        </w:rPr>
+        <w:br/>
+      </w:r>
+    </w:p>
+    <w:p>
+      <w:pPr>
+        <w:spacing w:after="0"/>
+        <w:rPr>
+          <w:rFonts w:ascii="AndradaMono" w:hAnsi="AndradaMono"/>
+          <w:sz w:val="12"/>
+          <w:szCs w:val="12"/>
+        </w:rPr>
+      </w:pPr>
+    </w:p>
+    <w:p>
+      <w:pPr>
+        <w:spacing w:after="0"/>
+        <w:rPr>
+          <w:rFonts w:ascii="AndradaMono" w:hAnsi="AndradaMono"/>
+          <w:sz w:val="12"/>
+          <w:szCs w:val="12"/>
+        </w:rPr>
+      </w:pPr>
+    </w:p>
+    <w:p>
+      <w:pPr>
+        <w:spacing w:after="0"/>
+        <w:rPr>
+          <w:rFonts w:ascii="AndradaMono" w:hAnsi="AndradaMono"/>
+          <w:sz w:val="12"/>
+          <w:szCs w:val="12"/>
+        </w:rPr>
+      </w:pPr>
+      <w:r>
+        <w:rPr>
+          <w:rFonts w:ascii="AndradaMono" w:hAnsi="AndradaMono"/>
+          <w:sz w:val="12"/>
+          <w:szCs w:val="12"/>
+        </w:rPr>
+        <w:t>www.louisandrada.com</w:t>
+      </w:r>
+      <w:r>
+        <w:rPr>
+          <w:rFonts w:ascii="AndradaMono" w:hAnsi="AndradaMono"/>
+          <w:sz w:val="12"/>
+          <w:szCs w:val="12"/>
+        </w:rPr>
+        <w:tab/>
+      </w:r>
+      <w:r>
+        <w:rPr>
+          <w:rFonts w:ascii="AndradaMono" w:hAnsi="AndradaMono"/>
+          <w:sz w:val="12"/>
+          <w:szCs w:val="12"/>
+        </w:rPr>
+        <w:tab/>
+      </w:r>
+      <w:r>
+        <w:rPr>
+          <w:rFonts w:ascii="AndradaMono" w:hAnsi="AndradaMono"/>
+          <w:sz w:val="12"/>
+          <w:szCs w:val="12"/>
+        </w:rPr>
+        <w:tab/>
+        <w:t xml:space="preserve">             </w:t>
+      </w:r>
+      <w:r>
+        <w:rPr>
+          <w:rFonts w:ascii="AndradaMono" w:hAnsi="AndradaMono"/>
+          <w:sz w:val="12"/>
+          <w:szCs w:val="12"/>
+        </w:rPr>
+        <w:t xml:space="preserve">  </w:t>
+      </w:r>
+      <w:r>
+        <w:rPr>
+          <w:rFonts w:ascii="AndradaMono" w:hAnsi="AndradaMono"/>
+          <w:sz w:val="12"/>
+          <w:szCs w:val="12"/>
+        </w:rPr>
+        <w:t>@louisandrada</w:t>
+      </w:r>
+    </w:p>
+    <w:p>
+      <w:pPr>
+        <w:spacing w:after="0"/>
+        <w:rPr>
+          <w:rFonts w:ascii="AndradaMono" w:hAnsi="AndradaMono"/>
+          <w:sz w:val="18"/>
+          <w:szCs w:val="18"/>
+        </w:rPr>
+      </w:pPr>
+      <w:r>
+        <w:rPr>
+          <w:rFonts w:ascii="AndradaMono" w:hAnsi="AndradaMono"/>
+          <w:b/>
+          <w:bCs/>
+          <w:sz w:val="18"/>
+          <w:szCs w:val="18"/>
+        </w:rPr>
+        <w:lastRenderedPageBreak/>
+        <w:t>Louis Andrada (b. 2002)</w:t>
+      </w:r>
+    </w:p>
+    <w:p>
+      <w:pPr>
+        <w:spacing w:after="0"/>
+        <w:rPr>
+          <w:rFonts w:ascii="AndradaMono" w:hAnsi="AndradaMono"/>
+          <w:b/>
+          <w:bCs/>
+          <w:sz w:val="14"/>
+          <w:szCs w:val="14"/>
+        </w:rPr>
+      </w:pPr>
+    </w:p>
+    <w:p>
+      <w:pPr>
+        <w:spacing w:after="0"/>
+        <w:rPr>
+          <w:rFonts w:ascii="AndradaMono" w:hAnsi="AndradaMono"/>
+          <w:b/>
+          <w:bCs/>
+          <w:sz w:val="14"/>
+          <w:szCs w:val="14"/>
+        </w:rPr>
+      </w:pPr>
+    </w:p>
+    <w:p>
+      <w:pPr>
+        <w:spacing w:after="0"/>
+        <w:rPr>
+          <w:rFonts w:ascii="AndradaMono" w:hAnsi="AndradaMono"/>
+          <w:b/>
+          <w:bCs/>
+          <w:sz w:val="16"/>
+          <w:szCs w:val="16"/>
+        </w:rPr>
+      </w:pPr>
+      <w:r>
+        <w:rPr>
+          <w:rFonts w:ascii="AndradaMono" w:hAnsi="AndradaMono"/>
+          <w:b/>
+          <w:bCs/>
+          <w:sz w:val="16"/>
+          <w:szCs w:val="16"/>
+        </w:rPr>
+        <w:t>Regret of Those Too Scared to Start</w:t>
+      </w:r>
+      <w:r>
+        <w:rPr>
+          <w:rFonts w:ascii="AndradaMono" w:hAnsi="AndradaMono"/>
+          <w:b/>
+          <w:bCs/>
+          <w:sz w:val="16"/>
+          <w:szCs w:val="16"/>
+        </w:rPr>
+        <w:t xml:space="preserve">, 2026 </w:t>
+      </w:r>
+    </w:p>
+    <w:p>
+      <w:pPr>
+        <w:spacing w:after="0"/>
+        <w:rPr>
+          <w:rFonts w:ascii="AndradaMono" w:hAnsi="AndradaMono"/>
+          <w:sz w:val="14"/>
+          <w:szCs w:val="14"/>
+        </w:rPr>
+      </w:pPr>
+      <w:r>
+        <w:rPr>
+          <w:rFonts w:ascii="AndradaMono" w:hAnsi="AndradaMono"/>
+          <w:sz w:val="14"/>
+          <w:szCs w:val="14"/>
+        </w:rPr>
+        <w:t xml:space="preserve">Acrylic on </w:t>
+      </w:r>
+      <w:r>
+        <w:rPr>
+          <w:rFonts w:ascii="AndradaMono" w:hAnsi="AndradaMono"/>
+          <w:sz w:val="14"/>
+          <w:szCs w:val="14"/>
+        </w:rPr>
+        <w:t>mirror</w:t>
+      </w:r>
+    </w:p>
+    <w:p>
+      <w:pPr>
+        <w:spacing w:after="0"/>
+        <w:rPr>
+          <w:rFonts w:ascii="AndradaMono" w:hAnsi="AndradaMono"/>
+          <w:sz w:val="14"/>
+          <w:szCs w:val="14"/>
+        </w:rPr>
+      </w:pPr>
+      <w:r>
+        <w:rPr>
+          <w:rFonts w:ascii="AndradaMono" w:hAnsi="AndradaMono"/>
+          <w:sz w:val="14"/>
+          <w:szCs w:val="14"/>
+        </w:rPr>
+        <w:t>9 x 9</w:t>
+      </w:r>
+      <w:r>
+        <w:rPr>
+          <w:rFonts w:ascii="AndradaMono" w:hAnsi="AndradaMono"/>
+          <w:sz w:val="14"/>
+          <w:szCs w:val="14"/>
+        </w:rPr>
+        <w:t xml:space="preserve"> </w:t>
+      </w:r>
+      <w:r>
+        <w:rPr>
+          <w:rFonts w:ascii="AndradaMono" w:hAnsi="AndradaMono"/>
+          <w:sz w:val="14"/>
+          <w:szCs w:val="14"/>
+        </w:rPr>
+        <w:t>in</w:t>
+      </w:r>
+    </w:p>
+    <w:p>
+      <w:pPr>
+        <w:spacing w:after="0"/>
+        <w:rPr>
+          <w:rFonts w:ascii="AndradaMono" w:hAnsi="AndradaMono"/>
+          <w:sz w:val="14"/>
+          <w:szCs w:val="14"/>
+        </w:rPr>
+      </w:pPr>
+      <w:r>
+        <w:rPr>
+          <w:rFonts w:ascii="AndradaMono" w:hAnsi="AndradaMono"/>
+          <w:noProof/>
+          <w:sz w:val="14"/>
+          <w:szCs w:val="14"/>
+        </w:rPr>
+        <w:drawing>
+          <wp:anchor distT="0" distB="0" distL="114300" distR="114300" simplePos="0" relativeHeight="251668480" behindDoc="0" locked="0" layoutInCell="1" allowOverlap="1" wp14:anchorId="1E6E034C" wp14:editId="7D812A8F">
+            <wp:simplePos x="0" y="0"/>
+            <wp:positionH relativeFrom="margin">
+              <wp:posOffset>2689896</wp:posOffset>
+            </wp:positionH>
+            <wp:positionV relativeFrom="paragraph">
+              <wp:posOffset>33967</wp:posOffset>
+            </wp:positionV>
+            <wp:extent cx="441449" cy="441449"/>
+            <wp:effectExtent l="0" t="0" r="0" b="0"/>
+            <wp:wrapNone/>
+            <wp:docPr id="108502334" name="Picture 3"/>
+            <wp:cNvGraphicFramePr>
+              <a:graphicFrameLocks xmlns:a="http://schemas.openxmlformats.org/drawingml/2006/main" noChangeAspect="1"/>
+            </wp:cNvGraphicFramePr>
+            <a:graphic xmlns:a="http://schemas.openxmlformats.org/drawingml/2006/main">
+              <a:graphicData uri="http://schemas.openxmlformats.org/drawingml/2006/picture">
+                <pic:pic xmlns:pic="http://schemas.openxmlformats.org/drawingml/2006/picture">
+                  <pic:nvPicPr>
+                    <pic:cNvPr id="0" name="Picture 3"/>
+                    <pic:cNvPicPr>
+                      <a:picLocks noChangeAspect="1" noChangeArrowheads="1"/>
+                    </pic:cNvPicPr>
+                  </pic:nvPicPr>
+                  <pic:blipFill>
+                    <a:blip r:embed="rId5" cstate="print">
+                      <a:extLst>
+                        <a:ext uri="{28A0092B-C50C-407E-A947-70E740481C1C}">
+                          <a14:useLocalDpi xmlns:a14="http://schemas.microsoft.com/office/drawing/2010/main" val="0"/>
+                        </a:ext>
+                      </a:extLst>
+                    </a:blip>
+                    <a:srcRect/>
+                    <a:stretch>
+                      <a:fillRect/>
+                    </a:stretch>
+                  </pic:blipFill>
+                  <pic:spPr bwMode="auto">
+                    <a:xfrm>
+                      <a:off x="0" y="0"/>
+                      <a:ext cx="442261" cy="442261"/>
+                    </a:xfrm>
+                    <a:prstGeom prst="rect">
+                      <a:avLst/>
+                    </a:prstGeom>
+                    <a:noFill/>
+                    <a:ln>
+                      <a:noFill/>
+                    </a:ln>
+                  </pic:spPr>
+                </pic:pic>
+              </a:graphicData>
+            </a:graphic>
+            <wp14:sizeRelH relativeFrom="margin">
+              <wp14:pctWidth>0</wp14:pctWidth>
+            </wp14:sizeRelH>
+            <wp14:sizeRelV relativeFrom="margin">
+              <wp14:pctHeight>0</wp14:pctHeight>
+            </wp14:sizeRelV>
+          </wp:anchor>
+        </w:drawing>
+      </w:r>
+    </w:p>
+    <w:p>
+      <w:pPr>
+        <w:spacing w:after="0"/>
+        <w:rPr>
+          <w:rFonts w:ascii="AndradaMono" w:hAnsi="AndradaMono"/>
+          <w:sz w:val="14"/>
+          <w:szCs w:val="14"/>
+        </w:rPr>
+      </w:pPr>
+      <w:r>
+        <w:rPr>
+          <w:rFonts w:ascii="AndradaMono" w:hAnsi="AndradaMono"/>
+          <w:sz w:val="14"/>
+          <w:szCs w:val="14"/>
+        </w:rPr>
+        <w:t>$ 175</w:t>
+      </w:r>
+      <w:r>
+        <w:rPr>
+          <w:rFonts w:ascii="AndradaMono" w:hAnsi="AndradaMono"/>
+          <w:sz w:val="14"/>
+          <w:szCs w:val="14"/>
+        </w:rPr>
+        <w:br/>
+      </w:r>
+    </w:p>
+    <w:p>
+      <w:pPr>
+        <w:spacing w:after="0"/>
+        <w:rPr>
+          <w:rFonts w:ascii="AndradaMono" w:hAnsi="AndradaMono"/>
+          <w:sz w:val="12"/>
+          <w:szCs w:val="12"/>
+        </w:rPr>
+      </w:pPr>
+    </w:p>
+    <w:p>
+      <w:pPr>
+        <w:spacing w:after="0"/>
+        <w:rPr>
+          <w:rFonts w:ascii="AndradaMono" w:hAnsi="AndradaMono"/>
+          <w:sz w:val="12"/>
+          <w:szCs w:val="12"/>
+        </w:rPr>
+      </w:pPr>
+    </w:p>
+    <w:p>
+      <w:pPr>
+        <w:spacing w:after="0"/>
+        <w:rPr>
+          <w:rFonts w:ascii="AndradaMono" w:hAnsi="AndradaMono"/>
+          <w:sz w:val="12"/>
+          <w:szCs w:val="12"/>
+        </w:rPr>
+      </w:pPr>
+      <w:r>
+        <w:rPr>
+          <w:rFonts w:ascii="AndradaMono" w:hAnsi="AndradaMono"/>
+          <w:sz w:val="12"/>
+          <w:szCs w:val="12"/>
+        </w:rPr>
+        <w:t>www.louisandrada.com</w:t>
+      </w:r>
+      <w:r>
+        <w:rPr>
+          <w:rFonts w:ascii="AndradaMono" w:hAnsi="AndradaMono"/>
+          <w:sz w:val="12"/>
+          <w:szCs w:val="12"/>
+        </w:rPr>
+        <w:tab/>
+      </w:r>
+      <w:r>
+        <w:rPr>
+          <w:rFonts w:ascii="AndradaMono" w:hAnsi="AndradaMono"/>
+          <w:sz w:val="12"/>
+          <w:szCs w:val="12"/>
+        </w:rPr>
+        <w:tab/>
+      </w:r>
+      <w:r>
+        <w:rPr>
+          <w:rFonts w:ascii="AndradaMono" w:hAnsi="AndradaMono"/>
+          <w:sz w:val="12"/>
+          <w:szCs w:val="12"/>
+        </w:rPr>
+        <w:tab/>
+        <w:t xml:space="preserve">             </w:t>
+      </w:r>
+      <w:r>
+        <w:rPr>
+          <w:rFonts w:ascii="AndradaMono" w:hAnsi="AndradaMono"/>
+          <w:sz w:val="12"/>
+          <w:szCs w:val="12"/>
+        </w:rPr>
+        <w:t xml:space="preserve">  </w:t>
+      </w:r>
+      <w:r>
+        <w:rPr>
+          <w:rFonts w:ascii="AndradaMono" w:hAnsi="AndradaMono"/>
+          <w:sz w:val="12"/>
+          <w:szCs w:val="12"/>
+        </w:rPr>
+        <w:t>@louisandrada</w:t>
+      </w:r>
+    </w:p>
+    <w:p>
+      <w:pPr>
+        <w:spacing w:after="0"/>
+        <w:rPr>
+          <w:rFonts w:ascii="AndradaMono" w:hAnsi="AndradaMono"/>
+          <w:sz w:val="18"/>
+          <w:szCs w:val="18"/>
+        </w:rPr>
+      </w:pPr>
+      <w:r>
+        <w:rPr>
+          <w:rFonts w:ascii="AndradaMono" w:hAnsi="AndradaMono"/>
+          <w:sz w:val="12"/>
+          <w:szCs w:val="12"/>
+        </w:rPr>
+        <w:br w:type="page"/>
+      </w:r>
+      <w:r>
+        <w:rPr>
+          <w:rFonts w:ascii="AndradaMono" w:hAnsi="AndradaMono"/>
+          <w:b/>
+          <w:bCs/>
+          <w:sz w:val="18"/>
+          <w:szCs w:val="18"/>
+        </w:rPr>
+        <w:lastRenderedPageBreak/>
+        <w:t>Louis Andrada (b. 2002)</w:t>
+      </w:r>
+    </w:p>
+    <w:p>
+      <w:pPr>
+        <w:spacing w:after="0"/>
+        <w:rPr>
+          <w:rFonts w:ascii="AndradaMono" w:hAnsi="AndradaMono"/>
+          <w:b/>
+          <w:bCs/>
+          <w:sz w:val="14"/>
+          <w:szCs w:val="14"/>
+        </w:rPr>
+      </w:pPr>
+    </w:p>
+    <w:p>
+      <w:pPr>
+        <w:spacing w:after="0"/>
+        <w:rPr>
+          <w:rFonts w:ascii="AndradaMono" w:hAnsi="AndradaMono"/>
+          <w:b/>
+          <w:bCs/>
+          <w:sz w:val="14"/>
+          <w:szCs w:val="14"/>
+        </w:rPr>
+      </w:pPr>
+    </w:p>
+    <w:p>
+      <w:pPr>
+        <w:spacing w:after="0"/>
+        <w:rPr>
+          <w:rFonts w:ascii="AndradaMono" w:hAnsi="AndradaMono"/>
+          <w:b/>
+          <w:bCs/>
+          <w:sz w:val="16"/>
+          <w:szCs w:val="16"/>
+        </w:rPr>
+      </w:pPr>
+      <w:r>
+        <w:rPr>
+          <w:rFonts w:ascii="AndradaMono" w:hAnsi="AndradaMono"/>
+          <w:b/>
+          <w:bCs/>
+          <w:sz w:val="16"/>
+          <w:szCs w:val="16"/>
+        </w:rPr>
+        <w:t>Judas</w:t>
+      </w:r>
+      <w:r>
+        <w:rPr>
+          <w:rFonts w:ascii="AndradaMono" w:hAnsi="AndradaMono"/>
+          <w:b/>
+          <w:bCs/>
+          <w:sz w:val="16"/>
+          <w:szCs w:val="16"/>
+        </w:rPr>
+        <w:t>, 2026</w:t>
+      </w:r>
+    </w:p>
+    <w:p>
+      <w:pPr>
+        <w:spacing w:after="0"/>
+        <w:rPr>
+          <w:rFonts w:ascii="AndradaMono" w:hAnsi="AndradaMono"/>
+          <w:sz w:val="14"/>
+          <w:szCs w:val="14"/>
+        </w:rPr>
+      </w:pPr>
+      <w:r>
+        <w:rPr>
+          <w:rFonts w:ascii="AndradaMono" w:hAnsi="AndradaMono"/>
+          <w:sz w:val="14"/>
+          <w:szCs w:val="14"/>
+        </w:rPr>
+        <w:t>Acrylic on canvas</w:t>
+      </w:r>
+    </w:p>
+    <w:p>
+      <w:pPr>
+        <w:spacing w:after="0"/>
+        <w:rPr>
+          <w:rFonts w:ascii="AndradaMono" w:hAnsi="AndradaMono"/>
+          <w:sz w:val="14"/>
+          <w:szCs w:val="14"/>
+        </w:rPr>
+      </w:pPr>
+      <w:r>
+        <w:rPr>
+          <w:rFonts w:ascii="AndradaMono" w:hAnsi="AndradaMono"/>
+          <w:sz w:val="14"/>
+          <w:szCs w:val="14"/>
+        </w:rPr>
+        <w:t>14 x 14</w:t>
+      </w:r>
+      <w:r>
+        <w:rPr>
+          <w:rFonts w:ascii="AndradaMono" w:hAnsi="AndradaMono"/>
+          <w:sz w:val="14"/>
+          <w:szCs w:val="14"/>
+        </w:rPr>
+        <w:t xml:space="preserve"> </w:t>
+      </w:r>
+      <w:r>
+        <w:rPr>
+          <w:rFonts w:ascii="AndradaMono" w:hAnsi="AndradaMono"/>
+          <w:sz w:val="14"/>
+          <w:szCs w:val="14"/>
+        </w:rPr>
+        <w:t>in</w:t>
       </w:r>
     </w:p>
     <w:p>
@@ -842,7 +2150,7 @@
           <w:sz w:val="14"/>
           <w:szCs w:val="14"/>
         </w:rPr>
-        <w:t>1774.5</w:t>
+        <w:t>343</w:t>
       </w:r>
     </w:p>
     <w:p>
@@ -936,21 +2244,28 @@
     </w:p>
     <w:p>
       <w:pPr>
-        <w:spacing w:after="0"/>
-        <w:rPr>
-          <w:rFonts w:ascii="AndradaMono" w:hAnsi="AndradaMono"/>
+        <w:rPr>
+          <w:rFonts w:ascii="AndradaMono" w:hAnsi="AndradaMono"/>
+          <w:sz w:val="12"/>
+          <w:szCs w:val="12"/>
+        </w:rPr>
+      </w:pPr>
+      <w:r>
+        <w:rPr>
+          <w:rFonts w:ascii="AndradaMono" w:hAnsi="AndradaMono"/>
+          <w:sz w:val="12"/>
+          <w:szCs w:val="12"/>
+        </w:rPr>
+        <w:br w:type="page"/>
+      </w:r>
+      <w:r>
+        <w:rPr>
+          <w:rFonts w:ascii="AndradaMono" w:hAnsi="AndradaMono"/>
+          <w:b/>
+          <w:bCs/>
           <w:sz w:val="18"/>
           <w:szCs w:val="18"/>
         </w:rPr>
-      </w:pPr>
-      <w:r>
-        <w:rPr>
-          <w:rFonts w:ascii="AndradaMono" w:hAnsi="AndradaMono"/>
-          <w:b/>
-          <w:bCs/>
-          <w:sz w:val="18"/>
-          <w:szCs w:val="18"/>
-        </w:rPr>
         <w:lastRenderedPageBreak/>
         <w:t>Louis Andrada (b. 2002)</w:t>
       </w:r>
@@ -974,18 +2289,6 @@
           <w:rFonts w:ascii="AndradaMono" w:hAnsi="AndradaMono"/>
           <w:b/>
           <w:bCs/>
-          <w:sz w:val="14"/>
-          <w:szCs w:val="14"/>
-        </w:rPr>
-      </w:pPr>
-    </w:p>
-    <w:p>
-      <w:pPr>
-        <w:spacing w:after="0"/>
-        <w:rPr>
-          <w:rFonts w:ascii="AndradaMono" w:hAnsi="AndradaMono"/>
-          <w:b/>
-          <w:bCs/>
           <w:sz w:val="16"/>
           <w:szCs w:val="16"/>
         </w:rPr>
@@ -998,7 +2301,17 @@
           <w:sz w:val="16"/>
           <w:szCs w:val="16"/>
         </w:rPr>
-        <w:t>Back When It All Made Sense, 2026</w:t>
+        <w:t>One Without Half</w:t>
+      </w:r>
+      <w:r>
+        <w:rPr>
+          <w:rFonts w:ascii="AndradaMono" w:hAnsi="AndradaMono"/>
+          <w:b/>
+          <w:bCs/>
+          <w:sz w:val="16"/>
+          <w:szCs w:val="16"/>
+        </w:rPr>
+        <w:t xml:space="preserve">, 2026 </w:t>
       </w:r>
     </w:p>
     <w:p>
@@ -1034,62 +2347,54 @@
           <w:sz w:val="14"/>
           <w:szCs w:val="14"/>
         </w:rPr>
-        <w:t>20</w:t>
-      </w:r>
-      <w:r>
-        <w:rPr>
-          <w:rFonts w:ascii="AndradaMono" w:hAnsi="AndradaMono"/>
-          <w:sz w:val="14"/>
-          <w:szCs w:val="14"/>
-        </w:rPr>
-        <w:t xml:space="preserve"> x </w:t>
-      </w:r>
-      <w:r>
-        <w:rPr>
-          <w:rFonts w:ascii="AndradaMono" w:hAnsi="AndradaMono"/>
-          <w:sz w:val="14"/>
-          <w:szCs w:val="14"/>
-        </w:rPr>
-        <w:t>20</w:t>
-      </w:r>
-      <w:r>
-        <w:rPr>
-          <w:rFonts w:ascii="AndradaMono" w:hAnsi="AndradaMono"/>
-          <w:sz w:val="14"/>
-          <w:szCs w:val="14"/>
-        </w:rPr>
-        <w:t xml:space="preserve"> in</w:t>
-      </w:r>
-    </w:p>
-    <w:p>
-      <w:pPr>
-        <w:spacing w:after="0"/>
-        <w:rPr>
-          <w:rFonts w:ascii="AndradaMono" w:hAnsi="AndradaMono"/>
-          <w:sz w:val="12"/>
-          <w:szCs w:val="12"/>
+        <w:t>76 x 61</w:t>
+      </w:r>
+      <w:r>
+        <w:rPr>
+          <w:rFonts w:ascii="AndradaMono" w:hAnsi="AndradaMono"/>
+          <w:sz w:val="14"/>
+          <w:szCs w:val="14"/>
+        </w:rPr>
+        <w:t xml:space="preserve"> </w:t>
+      </w:r>
+      <w:r>
+        <w:rPr>
+          <w:rFonts w:ascii="AndradaMono" w:hAnsi="AndradaMono"/>
+          <w:sz w:val="14"/>
+          <w:szCs w:val="14"/>
+        </w:rPr>
+        <w:t>in</w:t>
+      </w:r>
+    </w:p>
+    <w:p>
+      <w:pPr>
+        <w:spacing w:after="0"/>
+        <w:rPr>
+          <w:rFonts w:ascii="AndradaMono" w:hAnsi="AndradaMono"/>
+          <w:sz w:val="14"/>
+          <w:szCs w:val="14"/>
         </w:rPr>
       </w:pPr>
       <w:r>
         <w:rPr>
           <w:rFonts w:ascii="AndradaMono" w:hAnsi="AndradaMono"/>
           <w:noProof/>
-          <w:sz w:val="12"/>
-          <w:szCs w:val="12"/>
+          <w:sz w:val="14"/>
+          <w:szCs w:val="14"/>
         </w:rPr>
         <w:drawing>
-          <wp:anchor distT="0" distB="0" distL="114300" distR="114300" simplePos="0" relativeHeight="251664384" behindDoc="0" locked="0" layoutInCell="1" allowOverlap="1" wp14:anchorId="536A0A5E" wp14:editId="00201828">
+          <wp:anchor distT="0" distB="0" distL="114300" distR="114300" simplePos="0" relativeHeight="251674624" behindDoc="0" locked="0" layoutInCell="1" allowOverlap="1" wp14:anchorId="33F47CCC" wp14:editId="4564661E">
             <wp:simplePos x="0" y="0"/>
             <wp:positionH relativeFrom="margin">
-              <wp:posOffset>2685563</wp:posOffset>
+              <wp:posOffset>2689896</wp:posOffset>
             </wp:positionH>
             <wp:positionV relativeFrom="paragraph">
-              <wp:posOffset>29634</wp:posOffset>
+              <wp:posOffset>33967</wp:posOffset>
             </wp:positionV>
-            <wp:extent cx="445782" cy="445782"/>
+            <wp:extent cx="441449" cy="441449"/>
             <wp:effectExtent l="0" t="0" r="0" b="0"/>
             <wp:wrapNone/>
-            <wp:docPr id="91572040" name="Picture 3"/>
+            <wp:docPr id="1002265029" name="Picture 3"/>
             <wp:cNvGraphicFramePr>
               <a:graphicFrameLocks xmlns:a="http://schemas.openxmlformats.org/drawingml/2006/main" noChangeAspect="1"/>
             </wp:cNvGraphicFramePr>
@@ -1103,7 +2408,7 @@
                     </pic:cNvPicPr>
                   </pic:nvPicPr>
                   <pic:blipFill>
-                    <a:blip r:embed="rId4" cstate="print">
+                    <a:blip r:embed="rId5" cstate="print">
                       <a:extLst>
                         <a:ext uri="{28A0092B-C50C-407E-A947-70E740481C1C}">
                           <a14:useLocalDpi xmlns:a14="http://schemas.microsoft.com/office/drawing/2010/main" val="0"/>
@@ -1118,7 +2423,7 @@
                   <pic:spPr bwMode="auto">
                     <a:xfrm>
                       <a:off x="0" y="0"/>
-                      <a:ext cx="448733" cy="448733"/>
+                      <a:ext cx="442261" cy="442261"/>
                     </a:xfrm>
                     <a:prstGeom prst="rect">
                       <a:avLst/>
@@ -1140,32 +2445,24 @@
           </wp:anchor>
         </w:drawing>
       </w:r>
-      <w:r>
-        <w:rPr>
-          <w:rFonts w:ascii="AndradaMono" w:hAnsi="AndradaMono"/>
-          <w:sz w:val="12"/>
-          <w:szCs w:val="12"/>
-        </w:rPr>
-        <w:t>P</w:t>
-      </w:r>
-      <w:r>
-        <w:rPr>
-          <w:rFonts w:ascii="AndradaMono" w:hAnsi="AndradaMono"/>
-          <w:sz w:val="12"/>
-          <w:szCs w:val="12"/>
-        </w:rPr>
-        <w:t>art of the "Detached Memories" Collection</w:t>
-      </w:r>
-    </w:p>
-    <w:p>
-      <w:pPr>
-        <w:spacing w:after="0"/>
-        <w:rPr>
-          <w:rFonts w:ascii="AndradaMono" w:hAnsi="AndradaMono"/>
-          <w:sz w:val="14"/>
-          <w:szCs w:val="14"/>
-        </w:rPr>
-      </w:pPr>
+    </w:p>
+    <w:p>
+      <w:pPr>
+        <w:spacing w:after="0"/>
+        <w:rPr>
+          <w:rFonts w:ascii="AndradaMono" w:hAnsi="AndradaMono"/>
+          <w:sz w:val="14"/>
+          <w:szCs w:val="14"/>
+        </w:rPr>
+      </w:pPr>
+      <w:r>
+        <w:rPr>
+          <w:rFonts w:ascii="AndradaMono" w:hAnsi="AndradaMono"/>
+          <w:sz w:val="14"/>
+          <w:szCs w:val="14"/>
+        </w:rPr>
+        <w:t>$ 8113</w:t>
+      </w:r>
       <w:r>
         <w:rPr>
           <w:rFonts w:ascii="AndradaMono" w:hAnsi="AndradaMono"/>
@@ -1174,30 +2471,14 @@
         </w:rPr>
         <w:br/>
       </w:r>
-      <w:r>
-        <w:rPr>
-          <w:rFonts w:ascii="AndradaMono" w:hAnsi="AndradaMono"/>
-          <w:sz w:val="14"/>
-          <w:szCs w:val="14"/>
-        </w:rPr>
-        <w:t xml:space="preserve">$ </w:t>
-      </w:r>
-      <w:r>
-        <w:rPr>
-          <w:rFonts w:ascii="AndradaMono" w:hAnsi="AndradaMono"/>
-          <w:sz w:val="14"/>
-          <w:szCs w:val="14"/>
-        </w:rPr>
-        <w:t>700</w:t>
-      </w:r>
-    </w:p>
-    <w:p>
-      <w:pPr>
-        <w:spacing w:after="0"/>
-        <w:rPr>
-          <w:rFonts w:ascii="AndradaMono" w:hAnsi="AndradaMono"/>
-          <w:sz w:val="14"/>
-          <w:szCs w:val="14"/>
+    </w:p>
+    <w:p>
+      <w:pPr>
+        <w:spacing w:after="0"/>
+        <w:rPr>
+          <w:rFonts w:ascii="AndradaMono" w:hAnsi="AndradaMono"/>
+          <w:sz w:val="12"/>
+          <w:szCs w:val="12"/>
         </w:rPr>
       </w:pPr>
     </w:p>
@@ -1335,7 +2616,7 @@
           <w:sz w:val="16"/>
           <w:szCs w:val="16"/>
         </w:rPr>
-        <w:t>Diáspora</w:t>
+        <w:t>AzÆl</w:t>
       </w:r>
       <w:proofErr w:type="spellEnd"/>
       <w:r>
@@ -1346,7 +2627,7 @@
           <w:sz w:val="16"/>
           <w:szCs w:val="16"/>
         </w:rPr>
-        <w:t xml:space="preserve"> do </w:t>
+        <w:t xml:space="preserve"> </w:t>
       </w:r>
       <w:proofErr w:type="spellStart"/>
       <w:r>
@@ -1357,7 +2638,7 @@
           <w:sz w:val="16"/>
           <w:szCs w:val="16"/>
         </w:rPr>
-        <w:t>Coração</w:t>
+        <w:t>N.ii</w:t>
       </w:r>
       <w:proofErr w:type="spellEnd"/>
       <w:r>
@@ -1368,120 +2649,88 @@
           <w:sz w:val="16"/>
           <w:szCs w:val="16"/>
         </w:rPr>
+        <w:t xml:space="preserve">, 2026 </w:t>
+      </w:r>
+    </w:p>
+    <w:p>
+      <w:pPr>
+        <w:spacing w:after="0"/>
+        <w:rPr>
+          <w:rFonts w:ascii="AndradaMono" w:hAnsi="AndradaMono"/>
+          <w:sz w:val="14"/>
+          <w:szCs w:val="14"/>
+        </w:rPr>
+      </w:pPr>
+      <w:r>
+        <w:rPr>
+          <w:rFonts w:ascii="AndradaMono" w:hAnsi="AndradaMono"/>
+          <w:sz w:val="14"/>
+          <w:szCs w:val="14"/>
+        </w:rPr>
+        <w:t>Oil on canvas</w:t>
+      </w:r>
+      <w:r>
+        <w:rPr>
+          <w:rFonts w:ascii="AndradaMono" w:hAnsi="AndradaMono"/>
+          <w:sz w:val="14"/>
+          <w:szCs w:val="14"/>
+        </w:rPr>
+        <w:br/>
+      </w:r>
+      <w:r>
+        <w:rPr>
+          <w:rFonts w:ascii="AndradaMono" w:hAnsi="AndradaMono"/>
+          <w:sz w:val="14"/>
+          <w:szCs w:val="14"/>
+        </w:rPr>
+        <w:t>22 x 13</w:t>
+      </w:r>
+      <w:r>
+        <w:rPr>
+          <w:rFonts w:ascii="AndradaMono" w:hAnsi="AndradaMono"/>
+          <w:sz w:val="14"/>
+          <w:szCs w:val="14"/>
+        </w:rPr>
         <w:t xml:space="preserve"> </w:t>
       </w:r>
-      <w:proofErr w:type="spellStart"/>
-      <w:r>
-        <w:rPr>
-          <w:rFonts w:ascii="AndradaMono" w:hAnsi="AndradaMono"/>
-          <w:b/>
-          <w:bCs/>
-          <w:sz w:val="16"/>
-          <w:szCs w:val="16"/>
-        </w:rPr>
-        <w:t>Isolado</w:t>
-      </w:r>
-      <w:proofErr w:type="spellEnd"/>
-      <w:r>
-        <w:rPr>
-          <w:rFonts w:ascii="AndradaMono" w:hAnsi="AndradaMono"/>
-          <w:b/>
-          <w:bCs/>
-          <w:sz w:val="16"/>
-          <w:szCs w:val="16"/>
-        </w:rPr>
-        <w:t>, 2026</w:t>
-      </w:r>
-    </w:p>
-    <w:p>
-      <w:pPr>
-        <w:spacing w:after="0"/>
-        <w:rPr>
-          <w:rFonts w:ascii="AndradaMono" w:hAnsi="AndradaMono"/>
-          <w:sz w:val="14"/>
-          <w:szCs w:val="14"/>
-        </w:rPr>
-      </w:pPr>
-      <w:r>
-        <w:rPr>
-          <w:rFonts w:ascii="AndradaMono" w:hAnsi="AndradaMono"/>
-          <w:sz w:val="14"/>
-          <w:szCs w:val="14"/>
-        </w:rPr>
-        <w:t>Acrylic on canvas</w:t>
-      </w:r>
-    </w:p>
-    <w:p>
-      <w:pPr>
-        <w:spacing w:after="0"/>
-        <w:rPr>
-          <w:rFonts w:ascii="AndradaMono" w:hAnsi="AndradaMono"/>
-          <w:sz w:val="14"/>
-          <w:szCs w:val="14"/>
-        </w:rPr>
-      </w:pPr>
-      <w:r>
-        <w:rPr>
-          <w:rFonts w:ascii="AndradaMono" w:hAnsi="AndradaMono"/>
-          <w:sz w:val="14"/>
-          <w:szCs w:val="14"/>
-        </w:rPr>
-        <w:t>20</w:t>
-      </w:r>
-      <w:r>
-        <w:rPr>
-          <w:rFonts w:ascii="AndradaMono" w:hAnsi="AndradaMono"/>
-          <w:sz w:val="14"/>
-          <w:szCs w:val="14"/>
-        </w:rPr>
-        <w:t xml:space="preserve"> x </w:t>
-      </w:r>
-      <w:r>
-        <w:rPr>
-          <w:rFonts w:ascii="AndradaMono" w:hAnsi="AndradaMono"/>
-          <w:sz w:val="14"/>
-          <w:szCs w:val="14"/>
-        </w:rPr>
-        <w:t>20</w:t>
-      </w:r>
-      <w:r>
-        <w:rPr>
-          <w:rFonts w:ascii="AndradaMono" w:hAnsi="AndradaMono"/>
-          <w:sz w:val="14"/>
-          <w:szCs w:val="14"/>
-        </w:rPr>
-        <w:t xml:space="preserve"> in</w:t>
-      </w:r>
-    </w:p>
-    <w:p>
-      <w:pPr>
-        <w:spacing w:after="0"/>
-        <w:rPr>
-          <w:rFonts w:ascii="AndradaMono" w:hAnsi="AndradaMono"/>
-          <w:sz w:val="12"/>
-          <w:szCs w:val="12"/>
+      <w:r>
+        <w:rPr>
+          <w:rFonts w:ascii="AndradaMono" w:hAnsi="AndradaMono"/>
+          <w:sz w:val="14"/>
+          <w:szCs w:val="14"/>
+        </w:rPr>
+        <w:t>in</w:t>
+      </w:r>
+    </w:p>
+    <w:p>
+      <w:pPr>
+        <w:spacing w:after="0"/>
+        <w:rPr>
+          <w:rFonts w:ascii="AndradaMono" w:hAnsi="AndradaMono"/>
+          <w:sz w:val="14"/>
+          <w:szCs w:val="14"/>
         </w:rPr>
       </w:pPr>
       <w:r>
         <w:rPr>
           <w:rFonts w:ascii="AndradaMono" w:hAnsi="AndradaMono"/>
           <w:noProof/>
-          <w:sz w:val="12"/>
-          <w:szCs w:val="12"/>
+          <w:sz w:val="14"/>
+          <w:szCs w:val="14"/>
         </w:rPr>
         <w:drawing>
-          <wp:anchor distT="0" distB="0" distL="114300" distR="114300" simplePos="0" relativeHeight="251666432" behindDoc="0" locked="0" layoutInCell="1" allowOverlap="1" wp14:anchorId="29BC0142" wp14:editId="67A355D1">
+          <wp:anchor distT="0" distB="0" distL="114300" distR="114300" simplePos="0" relativeHeight="251672576" behindDoc="0" locked="0" layoutInCell="1" allowOverlap="1" wp14:anchorId="73A6BA31" wp14:editId="5E41D1E0">
             <wp:simplePos x="0" y="0"/>
             <wp:positionH relativeFrom="margin">
-              <wp:posOffset>2685563</wp:posOffset>
+              <wp:posOffset>2689896</wp:posOffset>
             </wp:positionH>
             <wp:positionV relativeFrom="paragraph">
-              <wp:posOffset>29634</wp:posOffset>
+              <wp:posOffset>33967</wp:posOffset>
             </wp:positionV>
-            <wp:extent cx="445782" cy="445782"/>
+            <wp:extent cx="441449" cy="441449"/>
             <wp:effectExtent l="0" t="0" r="0" b="0"/>
             <wp:wrapNone/>
-            <wp:docPr id="1545404352" name="Picture 3"/>
+            <wp:docPr id="228880938" name="Picture 3"/>
             <wp:cNvGraphicFramePr>
               <a:graphicFrameLocks xmlns:a="http://schemas.openxmlformats.org/drawingml/2006/main" noChangeAspect="1"/>
             </wp:cNvGraphicFramePr>
@@ -1495,7 +2744,7 @@
                     </pic:cNvPicPr>
                   </pic:nvPicPr>
                   <pic:blipFill>
-                    <a:blip r:embed="rId4" cstate="print">
+                    <a:blip r:embed="rId5" cstate="print">
                       <a:extLst>
                         <a:ext uri="{28A0092B-C50C-407E-A947-70E740481C1C}">
                           <a14:useLocalDpi xmlns:a14="http://schemas.microsoft.com/office/drawing/2010/main" val="0"/>
@@ -1510,7 +2759,7 @@
                   <pic:spPr bwMode="auto">
                     <a:xfrm>
                       <a:off x="0" y="0"/>
-                      <a:ext cx="448733" cy="448733"/>
+                      <a:ext cx="442261" cy="442261"/>
                     </a:xfrm>
                     <a:prstGeom prst="rect">
                       <a:avLst/>
@@ -1532,32 +2781,16 @@
           </wp:anchor>
         </w:drawing>
       </w:r>
-      <w:r>
-        <w:rPr>
-          <w:rFonts w:ascii="AndradaMono" w:hAnsi="AndradaMono"/>
-          <w:sz w:val="12"/>
-          <w:szCs w:val="12"/>
-        </w:rPr>
-        <w:t>Part of the "Detached Memories" Collection</w:t>
-      </w:r>
-    </w:p>
-    <w:p>
-      <w:pPr>
-        <w:spacing w:after="0"/>
-        <w:rPr>
-          <w:rFonts w:ascii="AndradaMono" w:hAnsi="AndradaMono"/>
-          <w:sz w:val="14"/>
-          <w:szCs w:val="14"/>
-        </w:rPr>
-      </w:pPr>
-      <w:r>
-        <w:rPr>
-          <w:rFonts w:ascii="AndradaMono" w:hAnsi="AndradaMono"/>
-          <w:sz w:val="14"/>
-          <w:szCs w:val="14"/>
-        </w:rPr>
-        <w:br/>
-      </w:r>
+    </w:p>
+    <w:p>
+      <w:pPr>
+        <w:spacing w:after="0"/>
+        <w:rPr>
+          <w:rFonts w:ascii="AndradaMono" w:hAnsi="AndradaMono"/>
+          <w:sz w:val="14"/>
+          <w:szCs w:val="14"/>
+        </w:rPr>
+      </w:pPr>
       <w:r>
         <w:rPr>
           <w:rFonts w:ascii="AndradaMono" w:hAnsi="AndradaMono"/>
@@ -1572,16 +2805,26 @@
           <w:sz w:val="14"/>
           <w:szCs w:val="14"/>
         </w:rPr>
-        <w:t>700</w:t>
-      </w:r>
-    </w:p>
-    <w:p>
-      <w:pPr>
-        <w:spacing w:after="0"/>
-        <w:rPr>
-          <w:rFonts w:ascii="AndradaMono" w:hAnsi="AndradaMono"/>
-          <w:sz w:val="14"/>
-          <w:szCs w:val="14"/>
+        <w:t>500</w:t>
+      </w:r>
+    </w:p>
+    <w:p>
+      <w:pPr>
+        <w:spacing w:after="0"/>
+        <w:rPr>
+          <w:rFonts w:ascii="AndradaMono" w:hAnsi="AndradaMono"/>
+          <w:sz w:val="14"/>
+          <w:szCs w:val="14"/>
+        </w:rPr>
+      </w:pPr>
+    </w:p>
+    <w:p>
+      <w:pPr>
+        <w:spacing w:after="0"/>
+        <w:rPr>
+          <w:rFonts w:ascii="AndradaMono" w:hAnsi="AndradaMono"/>
+          <w:sz w:val="12"/>
+          <w:szCs w:val="12"/>
         </w:rPr>
       </w:pPr>
     </w:p>
@@ -1704,20 +2947,12 @@
         <w:spacing w:after="0"/>
         <w:rPr>
           <w:rFonts w:ascii="AndradaMono" w:hAnsi="AndradaMono"/>
-          <w:sz w:val="14"/>
-          <w:szCs w:val="14"/>
-        </w:rPr>
-      </w:pPr>
-      <w:r>
-        <w:rPr>
-          <w:rFonts w:ascii="AndradaMono" w:hAnsi="AndradaMono"/>
           <w:b/>
           <w:bCs/>
           <w:sz w:val="16"/>
           <w:szCs w:val="16"/>
         </w:rPr>
-        <w:t>When Only Memories Remain, 2026</w:t>
-      </w:r>
+      </w:pPr>
       <w:r>
         <w:rPr>
           <w:rFonts w:ascii="AndradaMono" w:hAnsi="AndradaMono"/>
@@ -1726,6 +2961,42 @@
           <w:sz w:val="16"/>
           <w:szCs w:val="16"/>
         </w:rPr>
+        <w:t>Ouro de Tolo</w:t>
+      </w:r>
+      <w:r>
+        <w:rPr>
+          <w:rFonts w:ascii="AndradaMono" w:hAnsi="AndradaMono"/>
+          <w:b/>
+          <w:bCs/>
+          <w:sz w:val="16"/>
+          <w:szCs w:val="16"/>
+        </w:rPr>
+        <w:t xml:space="preserve">, 2026 </w:t>
+      </w:r>
+    </w:p>
+    <w:p>
+      <w:pPr>
+        <w:spacing w:after="0"/>
+        <w:rPr>
+          <w:rFonts w:ascii="AndradaMono" w:hAnsi="AndradaMono"/>
+          <w:sz w:val="14"/>
+          <w:szCs w:val="14"/>
+        </w:rPr>
+      </w:pPr>
+      <w:r>
+        <w:rPr>
+          <w:rFonts w:ascii="AndradaMono" w:hAnsi="AndradaMono"/>
+          <w:sz w:val="14"/>
+          <w:szCs w:val="14"/>
+        </w:rPr>
+        <w:t>Oil on handmade velvet paper</w:t>
+      </w:r>
+      <w:r>
+        <w:rPr>
+          <w:rFonts w:ascii="AndradaMono" w:hAnsi="AndradaMono"/>
+          <w:sz w:val="14"/>
+          <w:szCs w:val="14"/>
+        </w:rPr>
         <w:br/>
       </w:r>
       <w:r>
@@ -1734,80 +3005,46 @@
           <w:sz w:val="14"/>
           <w:szCs w:val="14"/>
         </w:rPr>
-        <w:t>Acrylic on canvas</w:t>
-      </w:r>
-    </w:p>
-    <w:p>
-      <w:pPr>
-        <w:spacing w:after="0"/>
-        <w:rPr>
-          <w:rFonts w:ascii="AndradaMono" w:hAnsi="AndradaMono"/>
-          <w:sz w:val="14"/>
-          <w:szCs w:val="14"/>
-        </w:rPr>
-      </w:pPr>
-      <w:r>
-        <w:rPr>
-          <w:rFonts w:ascii="AndradaMono" w:hAnsi="AndradaMono"/>
-          <w:sz w:val="14"/>
-          <w:szCs w:val="14"/>
-        </w:rPr>
-        <w:t>20</w:t>
-      </w:r>
-      <w:r>
-        <w:rPr>
-          <w:rFonts w:ascii="AndradaMono" w:hAnsi="AndradaMono"/>
-          <w:sz w:val="14"/>
-          <w:szCs w:val="14"/>
-        </w:rPr>
-        <w:t xml:space="preserve"> x </w:t>
-      </w:r>
-      <w:r>
-        <w:rPr>
-          <w:rFonts w:ascii="AndradaMono" w:hAnsi="AndradaMono"/>
-          <w:sz w:val="14"/>
-          <w:szCs w:val="14"/>
-        </w:rPr>
-        <w:t>20</w:t>
-      </w:r>
-      <w:r>
-        <w:rPr>
-          <w:rFonts w:ascii="AndradaMono" w:hAnsi="AndradaMono"/>
-          <w:sz w:val="14"/>
-          <w:szCs w:val="14"/>
-        </w:rPr>
-        <w:t xml:space="preserve"> in</w:t>
-      </w:r>
-    </w:p>
-    <w:p>
-      <w:pPr>
-        <w:spacing w:after="0"/>
-        <w:rPr>
-          <w:rFonts w:ascii="AndradaMono" w:hAnsi="AndradaMono"/>
-          <w:sz w:val="12"/>
-          <w:szCs w:val="12"/>
+        <w:t xml:space="preserve">34 x 25 </w:t>
+      </w:r>
+      <w:r>
+        <w:rPr>
+          <w:rFonts w:ascii="AndradaMono" w:hAnsi="AndradaMono"/>
+          <w:sz w:val="14"/>
+          <w:szCs w:val="14"/>
+        </w:rPr>
+        <w:t>in</w:t>
+      </w:r>
+    </w:p>
+    <w:p>
+      <w:pPr>
+        <w:spacing w:after="0"/>
+        <w:rPr>
+          <w:rFonts w:ascii="AndradaMono" w:hAnsi="AndradaMono"/>
+          <w:sz w:val="14"/>
+          <w:szCs w:val="14"/>
         </w:rPr>
       </w:pPr>
       <w:r>
         <w:rPr>
           <w:rFonts w:ascii="AndradaMono" w:hAnsi="AndradaMono"/>
           <w:noProof/>
-          <w:sz w:val="12"/>
-          <w:szCs w:val="12"/>
+          <w:sz w:val="14"/>
+          <w:szCs w:val="14"/>
         </w:rPr>
         <w:drawing>
-          <wp:anchor distT="0" distB="0" distL="114300" distR="114300" simplePos="0" relativeHeight="251668480" behindDoc="0" locked="0" layoutInCell="1" allowOverlap="1" wp14:anchorId="318A75B4" wp14:editId="13881BE8">
+          <wp:anchor distT="0" distB="0" distL="114300" distR="114300" simplePos="0" relativeHeight="251676672" behindDoc="0" locked="0" layoutInCell="1" allowOverlap="1" wp14:anchorId="64FB192F" wp14:editId="1001FC77">
             <wp:simplePos x="0" y="0"/>
             <wp:positionH relativeFrom="margin">
-              <wp:posOffset>2685563</wp:posOffset>
+              <wp:posOffset>2689896</wp:posOffset>
             </wp:positionH>
             <wp:positionV relativeFrom="paragraph">
-              <wp:posOffset>29634</wp:posOffset>
+              <wp:posOffset>33967</wp:posOffset>
             </wp:positionV>
-            <wp:extent cx="445782" cy="445782"/>
+            <wp:extent cx="441449" cy="441449"/>
             <wp:effectExtent l="0" t="0" r="0" b="0"/>
             <wp:wrapNone/>
-            <wp:docPr id="323719522" name="Picture 3"/>
+            <wp:docPr id="2119699110" name="Picture 3"/>
             <wp:cNvGraphicFramePr>
               <a:graphicFrameLocks xmlns:a="http://schemas.openxmlformats.org/drawingml/2006/main" noChangeAspect="1"/>
             </wp:cNvGraphicFramePr>
@@ -1821,7 +3058,7 @@
                     </pic:cNvPicPr>
                   </pic:nvPicPr>
                   <pic:blipFill>
-                    <a:blip r:embed="rId4" cstate="print">
+                    <a:blip r:embed="rId5" cstate="print">
                       <a:extLst>
                         <a:ext uri="{28A0092B-C50C-407E-A947-70E740481C1C}">
                           <a14:useLocalDpi xmlns:a14="http://schemas.microsoft.com/office/drawing/2010/main" val="0"/>
@@ -1836,7 +3073,7 @@
                   <pic:spPr bwMode="auto">
                     <a:xfrm>
                       <a:off x="0" y="0"/>
-                      <a:ext cx="448733" cy="448733"/>
+                      <a:ext cx="442261" cy="442261"/>
                     </a:xfrm>
                     <a:prstGeom prst="rect">
                       <a:avLst/>
@@ -1858,24 +3095,24 @@
           </wp:anchor>
         </w:drawing>
       </w:r>
-      <w:r>
-        <w:rPr>
-          <w:rFonts w:ascii="AndradaMono" w:hAnsi="AndradaMono"/>
-          <w:sz w:val="12"/>
-          <w:szCs w:val="12"/>
-        </w:rPr>
-        <w:t>Part of the "Detached Memories" Collection</w:t>
-      </w:r>
-    </w:p>
-    <w:p>
-      <w:pPr>
-        <w:spacing w:after="0"/>
-        <w:rPr>
-          <w:rFonts w:ascii="AndradaMono" w:hAnsi="AndradaMono"/>
-          <w:sz w:val="14"/>
-          <w:szCs w:val="14"/>
-        </w:rPr>
-      </w:pPr>
+    </w:p>
+    <w:p>
+      <w:pPr>
+        <w:spacing w:after="0"/>
+        <w:rPr>
+          <w:rFonts w:ascii="AndradaMono" w:hAnsi="AndradaMono"/>
+          <w:sz w:val="14"/>
+          <w:szCs w:val="14"/>
+        </w:rPr>
+      </w:pPr>
+      <w:r>
+        <w:rPr>
+          <w:rFonts w:ascii="AndradaMono" w:hAnsi="AndradaMono"/>
+          <w:sz w:val="14"/>
+          <w:szCs w:val="14"/>
+        </w:rPr>
+        <w:t>$ 1487.5</w:t>
+      </w:r>
       <w:r>
         <w:rPr>
           <w:rFonts w:ascii="AndradaMono" w:hAnsi="AndradaMono"/>
@@ -1884,412 +3121,14 @@
         </w:rPr>
         <w:br/>
       </w:r>
-      <w:r>
-        <w:rPr>
-          <w:rFonts w:ascii="AndradaMono" w:hAnsi="AndradaMono"/>
-          <w:sz w:val="14"/>
-          <w:szCs w:val="14"/>
-        </w:rPr>
-        <w:t xml:space="preserve">$ </w:t>
-      </w:r>
-      <w:r>
-        <w:rPr>
-          <w:rFonts w:ascii="AndradaMono" w:hAnsi="AndradaMono"/>
-          <w:sz w:val="14"/>
-          <w:szCs w:val="14"/>
-        </w:rPr>
-        <w:t>700</w:t>
-      </w:r>
-    </w:p>
-    <w:p>
-      <w:pPr>
-        <w:spacing w:after="0"/>
-        <w:rPr>
-          <w:rFonts w:ascii="AndradaMono" w:hAnsi="AndradaMono"/>
-          <w:sz w:val="14"/>
-          <w:szCs w:val="14"/>
-        </w:rPr>
-      </w:pPr>
-    </w:p>
-    <w:p>
-      <w:pPr>
-        <w:spacing w:after="0"/>
-        <w:rPr>
-          <w:rFonts w:ascii="AndradaMono" w:hAnsi="AndradaMono"/>
-          <w:sz w:val="12"/>
-          <w:szCs w:val="12"/>
-        </w:rPr>
-      </w:pPr>
-    </w:p>
-    <w:p>
-      <w:pPr>
-        <w:spacing w:after="0"/>
-        <w:rPr>
-          <w:rFonts w:ascii="AndradaMono" w:hAnsi="AndradaMono"/>
-          <w:sz w:val="12"/>
-          <w:szCs w:val="12"/>
-        </w:rPr>
-      </w:pPr>
-      <w:r>
-        <w:rPr>
-          <w:rFonts w:ascii="AndradaMono" w:hAnsi="AndradaMono"/>
-          <w:sz w:val="12"/>
-          <w:szCs w:val="12"/>
-        </w:rPr>
-        <w:t>www.louisandrada.com</w:t>
-      </w:r>
-      <w:r>
-        <w:rPr>
-          <w:rFonts w:ascii="AndradaMono" w:hAnsi="AndradaMono"/>
-          <w:sz w:val="12"/>
-          <w:szCs w:val="12"/>
-        </w:rPr>
-        <w:tab/>
-      </w:r>
-      <w:r>
-        <w:rPr>
-          <w:rFonts w:ascii="AndradaMono" w:hAnsi="AndradaMono"/>
-          <w:sz w:val="12"/>
-          <w:szCs w:val="12"/>
-        </w:rPr>
-        <w:tab/>
-      </w:r>
-      <w:r>
-        <w:rPr>
-          <w:rFonts w:ascii="AndradaMono" w:hAnsi="AndradaMono"/>
-          <w:sz w:val="12"/>
-          <w:szCs w:val="12"/>
-        </w:rPr>
-        <w:tab/>
-        <w:t xml:space="preserve">             </w:t>
-      </w:r>
-      <w:r>
-        <w:rPr>
-          <w:rFonts w:ascii="AndradaMono" w:hAnsi="AndradaMono"/>
-          <w:sz w:val="12"/>
-          <w:szCs w:val="12"/>
-        </w:rPr>
-        <w:t xml:space="preserve">  </w:t>
-      </w:r>
-      <w:r>
-        <w:rPr>
-          <w:rFonts w:ascii="AndradaMono" w:hAnsi="AndradaMono"/>
-          <w:sz w:val="12"/>
-          <w:szCs w:val="12"/>
-        </w:rPr>
-        <w:t>@louisandrada</w:t>
-      </w:r>
-    </w:p>
-    <w:p>
-      <w:pPr>
-        <w:spacing w:after="0"/>
-        <w:rPr>
-          <w:rFonts w:ascii="AndradaMono" w:hAnsi="AndradaMono"/>
-          <w:sz w:val="18"/>
-          <w:szCs w:val="18"/>
-        </w:rPr>
-      </w:pPr>
-      <w:r>
-        <w:rPr>
-          <w:rFonts w:ascii="AndradaMono" w:hAnsi="AndradaMono"/>
-          <w:b/>
-          <w:bCs/>
-          <w:sz w:val="18"/>
-          <w:szCs w:val="18"/>
-        </w:rPr>
-        <w:lastRenderedPageBreak/>
-        <w:t>Louis Andrada (b. 2002)</w:t>
-      </w:r>
-    </w:p>
-    <w:p>
-      <w:pPr>
-        <w:spacing w:after="0"/>
-        <w:rPr>
-          <w:rFonts w:ascii="AndradaMono" w:hAnsi="AndradaMono"/>
-          <w:b/>
-          <w:bCs/>
-          <w:sz w:val="14"/>
-          <w:szCs w:val="14"/>
-        </w:rPr>
-      </w:pPr>
-    </w:p>
-    <w:p>
-      <w:pPr>
-        <w:spacing w:after="0"/>
-        <w:rPr>
-          <w:rFonts w:ascii="AndradaMono" w:hAnsi="AndradaMono"/>
-          <w:b/>
-          <w:bCs/>
-          <w:sz w:val="14"/>
-          <w:szCs w:val="14"/>
-        </w:rPr>
-      </w:pPr>
-    </w:p>
-    <w:p>
-      <w:pPr>
-        <w:spacing w:after="0"/>
-        <w:rPr>
-          <w:rFonts w:ascii="AndradaMono" w:hAnsi="AndradaMono"/>
-          <w:sz w:val="14"/>
-          <w:szCs w:val="14"/>
-        </w:rPr>
-      </w:pPr>
-      <w:proofErr w:type="spellStart"/>
-      <w:r>
-        <w:rPr>
-          <w:rFonts w:ascii="AndradaMono" w:hAnsi="AndradaMono"/>
-          <w:b/>
-          <w:bCs/>
-          <w:sz w:val="16"/>
-          <w:szCs w:val="16"/>
-        </w:rPr>
-        <w:t>Pertenças</w:t>
-      </w:r>
-      <w:proofErr w:type="spellEnd"/>
-      <w:r>
-        <w:rPr>
-          <w:rFonts w:ascii="AndradaMono" w:hAnsi="AndradaMono"/>
-          <w:b/>
-          <w:bCs/>
-          <w:sz w:val="16"/>
-          <w:szCs w:val="16"/>
-        </w:rPr>
-        <w:t xml:space="preserve"> do </w:t>
-      </w:r>
-      <w:proofErr w:type="spellStart"/>
-      <w:r>
-        <w:rPr>
-          <w:rFonts w:ascii="AndradaMono" w:hAnsi="AndradaMono"/>
-          <w:b/>
-          <w:bCs/>
-          <w:sz w:val="16"/>
-          <w:szCs w:val="16"/>
-        </w:rPr>
-        <w:t>Coração</w:t>
-      </w:r>
-      <w:proofErr w:type="spellEnd"/>
-      <w:r>
-        <w:rPr>
-          <w:rFonts w:ascii="AndradaMono" w:hAnsi="AndradaMono"/>
-          <w:b/>
-          <w:bCs/>
-          <w:sz w:val="16"/>
-          <w:szCs w:val="16"/>
-        </w:rPr>
-        <w:t xml:space="preserve"> </w:t>
-      </w:r>
-      <w:proofErr w:type="spellStart"/>
-      <w:r>
-        <w:rPr>
-          <w:rFonts w:ascii="AndradaMono" w:hAnsi="AndradaMono"/>
-          <w:b/>
-          <w:bCs/>
-          <w:sz w:val="16"/>
-          <w:szCs w:val="16"/>
-        </w:rPr>
-        <w:t>Retomado</w:t>
-      </w:r>
-      <w:proofErr w:type="spellEnd"/>
-      <w:r>
-        <w:rPr>
-          <w:rFonts w:ascii="AndradaMono" w:hAnsi="AndradaMono"/>
-          <w:b/>
-          <w:bCs/>
-          <w:sz w:val="16"/>
-          <w:szCs w:val="16"/>
-        </w:rPr>
-        <w:t>, 2026</w:t>
-      </w:r>
-      <w:r>
-        <w:rPr>
-          <w:rFonts w:ascii="AndradaMono" w:hAnsi="AndradaMono"/>
-          <w:b/>
-          <w:bCs/>
-          <w:sz w:val="16"/>
-          <w:szCs w:val="16"/>
-        </w:rPr>
-        <w:br/>
-      </w:r>
-      <w:r>
-        <w:rPr>
-          <w:rFonts w:ascii="AndradaMono" w:hAnsi="AndradaMono"/>
-          <w:sz w:val="14"/>
-          <w:szCs w:val="14"/>
-        </w:rPr>
-        <w:t>Acrylic on canvas</w:t>
-      </w:r>
-    </w:p>
-    <w:p>
-      <w:pPr>
-        <w:spacing w:after="0"/>
-        <w:rPr>
-          <w:rFonts w:ascii="AndradaMono" w:hAnsi="AndradaMono"/>
-          <w:sz w:val="14"/>
-          <w:szCs w:val="14"/>
-        </w:rPr>
-      </w:pPr>
-      <w:r>
-        <w:rPr>
-          <w:rFonts w:ascii="AndradaMono" w:hAnsi="AndradaMono"/>
-          <w:sz w:val="14"/>
-          <w:szCs w:val="14"/>
-        </w:rPr>
-        <w:t>20</w:t>
-      </w:r>
-      <w:r>
-        <w:rPr>
-          <w:rFonts w:ascii="AndradaMono" w:hAnsi="AndradaMono"/>
-          <w:sz w:val="14"/>
-          <w:szCs w:val="14"/>
-        </w:rPr>
-        <w:t xml:space="preserve"> x </w:t>
-      </w:r>
-      <w:r>
-        <w:rPr>
-          <w:rFonts w:ascii="AndradaMono" w:hAnsi="AndradaMono"/>
-          <w:sz w:val="14"/>
-          <w:szCs w:val="14"/>
-        </w:rPr>
-        <w:t>20</w:t>
-      </w:r>
-      <w:r>
-        <w:rPr>
-          <w:rFonts w:ascii="AndradaMono" w:hAnsi="AndradaMono"/>
-          <w:sz w:val="14"/>
-          <w:szCs w:val="14"/>
-        </w:rPr>
-        <w:t xml:space="preserve"> in</w:t>
-      </w:r>
-    </w:p>
-    <w:p>
-      <w:pPr>
-        <w:spacing w:after="0"/>
-        <w:rPr>
-          <w:rFonts w:ascii="AndradaMono" w:hAnsi="AndradaMono"/>
-          <w:sz w:val="12"/>
-          <w:szCs w:val="12"/>
-        </w:rPr>
-      </w:pPr>
-      <w:r>
-        <w:rPr>
-          <w:rFonts w:ascii="AndradaMono" w:hAnsi="AndradaMono"/>
-          <w:noProof/>
-          <w:sz w:val="12"/>
-          <w:szCs w:val="12"/>
-        </w:rPr>
-        <w:drawing>
-          <wp:anchor distT="0" distB="0" distL="114300" distR="114300" simplePos="0" relativeHeight="251670528" behindDoc="0" locked="0" layoutInCell="1" allowOverlap="1" wp14:anchorId="225185D9" wp14:editId="0AD7CAB4">
-            <wp:simplePos x="0" y="0"/>
-            <wp:positionH relativeFrom="margin">
-              <wp:posOffset>2685563</wp:posOffset>
-            </wp:positionH>
-            <wp:positionV relativeFrom="paragraph">
-              <wp:posOffset>29634</wp:posOffset>
-            </wp:positionV>
-            <wp:extent cx="445782" cy="445782"/>
-            <wp:effectExtent l="0" t="0" r="0" b="0"/>
-            <wp:wrapNone/>
-            <wp:docPr id="945281934" name="Picture 3"/>
-            <wp:cNvGraphicFramePr>
-              <a:graphicFrameLocks xmlns:a="http://schemas.openxmlformats.org/drawingml/2006/main" noChangeAspect="1"/>
-            </wp:cNvGraphicFramePr>
-            <a:graphic xmlns:a="http://schemas.openxmlformats.org/drawingml/2006/main">
-              <a:graphicData uri="http://schemas.openxmlformats.org/drawingml/2006/picture">
-                <pic:pic xmlns:pic="http://schemas.openxmlformats.org/drawingml/2006/picture">
-                  <pic:nvPicPr>
-                    <pic:cNvPr id="0" name="Picture 3"/>
-                    <pic:cNvPicPr>
-                      <a:picLocks noChangeAspect="1" noChangeArrowheads="1"/>
-                    </pic:cNvPicPr>
-                  </pic:nvPicPr>
-                  <pic:blipFill>
-                    <a:blip r:embed="rId4" cstate="print">
-                      <a:extLst>
-                        <a:ext uri="{28A0092B-C50C-407E-A947-70E740481C1C}">
-                          <a14:useLocalDpi xmlns:a14="http://schemas.microsoft.com/office/drawing/2010/main" val="0"/>
-                        </a:ext>
-                      </a:extLst>
-                    </a:blip>
-                    <a:srcRect/>
-                    <a:stretch>
-                      <a:fillRect/>
-                    </a:stretch>
-                  </pic:blipFill>
-                  <pic:spPr bwMode="auto">
-                    <a:xfrm>
-                      <a:off x="0" y="0"/>
-                      <a:ext cx="448733" cy="448733"/>
-                    </a:xfrm>
-                    <a:prstGeom prst="rect">
-                      <a:avLst/>
-                    </a:prstGeom>
-                    <a:noFill/>
-                    <a:ln>
-                      <a:noFill/>
-                    </a:ln>
-                  </pic:spPr>
-                </pic:pic>
-              </a:graphicData>
-            </a:graphic>
-            <wp14:sizeRelH relativeFrom="margin">
-              <wp14:pctWidth>0</wp14:pctWidth>
-            </wp14:sizeRelH>
-            <wp14:sizeRelV relativeFrom="margin">
-              <wp14:pctHeight>0</wp14:pctHeight>
-            </wp14:sizeRelV>
-          </wp:anchor>
-        </w:drawing>
-      </w:r>
-      <w:r>
-        <w:rPr>
-          <w:rFonts w:ascii="AndradaMono" w:hAnsi="AndradaMono"/>
-          <w:sz w:val="12"/>
-          <w:szCs w:val="12"/>
-        </w:rPr>
-        <w:t>Part of the "Detached Memories" Collection</w:t>
-      </w:r>
-    </w:p>
-    <w:p>
-      <w:pPr>
-        <w:spacing w:after="0"/>
-        <w:rPr>
-          <w:rFonts w:ascii="AndradaMono" w:hAnsi="AndradaMono"/>
-          <w:sz w:val="14"/>
-          <w:szCs w:val="14"/>
-        </w:rPr>
-      </w:pPr>
-      <w:r>
-        <w:rPr>
-          <w:rFonts w:ascii="AndradaMono" w:hAnsi="AndradaMono"/>
-          <w:sz w:val="14"/>
-          <w:szCs w:val="14"/>
-        </w:rPr>
-        <w:br/>
-      </w:r>
-      <w:r>
-        <w:rPr>
-          <w:rFonts w:ascii="AndradaMono" w:hAnsi="AndradaMono"/>
-          <w:sz w:val="14"/>
-          <w:szCs w:val="14"/>
-        </w:rPr>
-        <w:t xml:space="preserve">$ </w:t>
-      </w:r>
-      <w:r>
-        <w:rPr>
-          <w:rFonts w:ascii="AndradaMono" w:hAnsi="AndradaMono"/>
-          <w:sz w:val="14"/>
-          <w:szCs w:val="14"/>
-        </w:rPr>
-        <w:t>700</w:t>
-      </w:r>
-    </w:p>
-    <w:p>
-      <w:pPr>
-        <w:spacing w:after="0"/>
-        <w:rPr>
-          <w:rFonts w:ascii="AndradaMono" w:hAnsi="AndradaMono"/>
-          <w:sz w:val="14"/>
-          <w:szCs w:val="14"/>
+    </w:p>
+    <w:p>
+      <w:pPr>
+        <w:spacing w:after="0"/>
+        <w:rPr>
+          <w:rFonts w:ascii="AndradaMono" w:hAnsi="AndradaMono"/>
+          <w:sz w:val="12"/>
+          <w:szCs w:val="12"/>
         </w:rPr>
       </w:pPr>
     </w:p>
